--- a/templates/inside_back_cover_maundy_thursday.docx
+++ b/templates/inside_back_cover_maundy_thursday.docx
@@ -3,663 +3,646 @@
 <w:document xmlns:wpc="http://schemas.microsoft.com/office/word/2010/wordprocessingCanvas" xmlns:cx="http://schemas.microsoft.com/office/drawing/2014/chartex" xmlns:cx1="http://schemas.microsoft.com/office/drawing/2015/9/8/chartex" xmlns:cx2="http://schemas.microsoft.com/office/drawing/2015/10/21/chartex" xmlns:cx3="http://schemas.microsoft.com/office/drawing/2016/5/9/chartex" xmlns:cx4="http://schemas.microsoft.com/office/drawing/2016/5/10/chartex" xmlns:cx5="http://schemas.microsoft.com/office/drawing/2016/5/11/chartex" xmlns:cx6="http://schemas.microsoft.com/office/drawing/2016/5/12/chartex" xmlns:cx7="http://schemas.microsoft.com/office/drawing/2016/5/13/chartex" xmlns:cx8="http://schemas.microsoft.com/office/drawing/2016/5/14/chartex" xmlns:mc="http://schemas.openxmlformats.org/markup-compatibility/2006" xmlns:aink="http://schemas.microsoft.com/office/drawing/2016/ink" xmlns:am3d="http://schemas.microsoft.com/office/drawing/2017/model3d" xmlns:o="urn:schemas-microsoft-com:office:office" xmlns:oel="http://schemas.microsoft.com/office/2019/extlst" xmlns:r="http://schemas.openxmlformats.org/officeDocument/2006/relationships" xmlns:m="http://schemas.openxmlformats.org/officeDocument/2006/math" xmlns:v="urn:schemas-microsoft-com:vml" xmlns:wp14="http://schemas.microsoft.com/office/word/2010/wordprocessingDrawing" xmlns:wp="http://schemas.openxmlformats.org/drawingml/2006/wordprocessingDrawing" xmlns:w10="urn:schemas-microsoft-com:office:word" xmlns:w="http://schemas.openxmlformats.org/wordprocessingml/2006/main" xmlns:w14="http://schemas.microsoft.com/office/word/2010/wordml" xmlns:w15="http://schemas.microsoft.com/office/word/2012/wordml" xmlns:w16cex="http://schemas.microsoft.com/office/word/2018/wordml/cex" xmlns:w16cid="http://schemas.microsoft.com/office/word/2016/wordml/cid" xmlns:w16="http://schemas.microsoft.com/office/word/2018/wordml" xmlns:w16du="http://schemas.microsoft.com/office/word/2023/wordml/word16du" xmlns:w16sdtdh="http://schemas.microsoft.com/office/word/2020/wordml/sdtdatahash" xmlns:w16sdtfl="http://schemas.microsoft.com/office/word/2024/wordml/sdtformatlock" xmlns:w16se="http://schemas.microsoft.com/office/word/2015/wordml/symex" xmlns:wpg="http://schemas.microsoft.com/office/word/2010/wordprocessingGroup" xmlns:wpi="http://schemas.microsoft.com/office/word/2010/wordprocessingInk" xmlns:wne="http://schemas.microsoft.com/office/word/2006/wordml" xmlns:wps="http://schemas.microsoft.com/office/word/2010/wordprocessingShape" mc:Ignorable="w14 w15 w16se w16cid w16 w16cex w16sdtdh w16sdtfl w16du wp14">
   <w:body>
     <w:p>
-      <w:pPr>
-        <w:pStyle w:val="Heading"/>
-      </w:pPr>
       <w:r>
         <w:rPr>
           <w:noProof/>
         </w:rPr>
         <mc:AlternateContent>
-          <mc:Choice Requires="wps">
+          <mc:Choice Requires="wpg">
             <w:drawing>
-              <wp:anchor distT="0" distB="0" distL="114300" distR="114300" simplePos="0" relativeHeight="251660288" behindDoc="0" locked="0" layoutInCell="1" allowOverlap="1" wp14:anchorId="23A51793" wp14:editId="001F7696">
-                <wp:simplePos x="0" y="0"/>
-                <wp:positionH relativeFrom="column">
-                  <wp:posOffset>-476</wp:posOffset>
-                </wp:positionH>
-                <wp:positionV relativeFrom="paragraph">
-                  <wp:posOffset>-50324</wp:posOffset>
-                </wp:positionV>
-                <wp:extent cx="5486400" cy="3871913"/>
+              <wp:inline distT="0" distB="0" distL="0" distR="0" wp14:anchorId="2190E60D" wp14:editId="5B12A36C">
+                <wp:extent cx="5486400" cy="3871595"/>
                 <wp:effectExtent l="0" t="0" r="0" b="1905"/>
-                <wp:wrapNone/>
-                <wp:docPr id="282210437" name="Text Box 6"/>
+                <wp:docPr id="684924116" name="Group 3"/>
                 <wp:cNvGraphicFramePr/>
                 <a:graphic xmlns:a="http://schemas.openxmlformats.org/drawingml/2006/main">
-                  <a:graphicData uri="http://schemas.microsoft.com/office/word/2010/wordprocessingShape">
-                    <wps:wsp>
-                      <wps:cNvSpPr txBox="1"/>
-                      <wps:spPr>
+                  <a:graphicData uri="http://schemas.microsoft.com/office/word/2010/wordprocessingGroup">
+                    <wpg:wgp>
+                      <wpg:cNvGrpSpPr/>
+                      <wpg:grpSpPr>
                         <a:xfrm>
                           <a:off x="0" y="0"/>
-                          <a:ext cx="5486400" cy="3871913"/>
+                          <a:ext cx="5486400" cy="3871595"/>
+                          <a:chOff x="0" y="0"/>
+                          <a:chExt cx="5486400" cy="3871913"/>
                         </a:xfrm>
-                        <a:prstGeom prst="rect">
-                          <a:avLst/>
-                        </a:prstGeom>
-                        <a:solidFill>
-                          <a:schemeClr val="tx1"/>
-                        </a:solidFill>
-                        <a:ln w="6350">
-                          <a:noFill/>
-                        </a:ln>
-                      </wps:spPr>
-                      <wps:txbx>
-                        <w:txbxContent>
-                          <w:p>
-                            <w:pPr>
-                              <w:spacing w:after="60" w:line="240" w:lineRule="auto"/>
-                              <w:ind w:right="2678"/>
-                              <w:rPr>
-                                <w:rFonts w:ascii="Adobe Garamond Pro" w:hAnsi="Adobe Garamond Pro"/>
-                                <w:color w:val="FFFFFF" w:themeColor="background1"/>
-                                <w:sz w:val="40"/>
-                                <w:szCs w:val="40"/>
-                              </w:rPr>
-                            </w:pPr>
-                            <w:r>
-                              <w:rPr>
-                                <w:rFonts w:ascii="Adobe Garamond Pro" w:hAnsi="Adobe Garamond Pro"/>
-                                <w:color w:val="FFFFFF" w:themeColor="background1"/>
-                                <w:sz w:val="48"/>
-                                <w:szCs w:val="48"/>
-                              </w:rPr>
-                              <w:t>GOOD FRIDAY</w:t>
-                            </w:r>
-                          </w:p>
-                          <w:p>
-                            <w:pPr>
-                              <w:spacing w:after="0" w:line="240" w:lineRule="auto"/>
-                              <w:ind w:left="360" w:right="2678"/>
-                              <w:rPr>
-                                <w:rFonts w:ascii="Gill Sans Nova Medium" w:hAnsi="Gill Sans Nova Medium"/>
-                                <w:color w:val="FFFFFF" w:themeColor="background1"/>
-                              </w:rPr>
-                            </w:pPr>
-                            <w:r>
-                              <w:rPr>
-                                <w:rFonts w:ascii="Gill Sans Nova Medium" w:hAnsi="Gill Sans Nova Medium"/>
-                                <w:color w:val="FFFFFF" w:themeColor="background1"/>
-                              </w:rPr>
-                              <w:t xml:space="preserve">Stations of the Cross – 7:30 am Downtown McKinney &amp; 11:30 am at St. Andrew’s </w:t>
-                            </w:r>
-                          </w:p>
-                          <w:p>
-                            <w:pPr>
-                              <w:spacing w:after="0" w:line="240" w:lineRule="auto"/>
-                              <w:ind w:left="360" w:right="2678"/>
-                              <w:rPr>
-                                <w:rFonts w:ascii="Gill Sans Nova Light" w:hAnsi="Gill Sans Nova Light"/>
-                                <w:color w:val="FFFFFF" w:themeColor="background1"/>
-                                <w:sz w:val="18"/>
-                                <w:szCs w:val="18"/>
-                              </w:rPr>
-                            </w:pPr>
-                            <w:r>
-                              <w:rPr>
-                                <w:rFonts w:ascii="Gill Sans Nova Light" w:hAnsi="Gill Sans Nova Light"/>
-                                <w:color w:val="FFFFFF" w:themeColor="background1"/>
-                                <w:sz w:val="18"/>
-                                <w:szCs w:val="18"/>
-                              </w:rPr>
-                              <w:t xml:space="preserve">Early Christian pilgrims to the Holy Land made it a practice to visit the places of Jesus’ Passion. Stations of the Cross </w:t>
-                            </w:r>
-                            <w:r>
-                              <w:rPr>
-                                <w:rFonts w:ascii="Gill Sans Nova Light" w:hAnsi="Gill Sans Nova Light"/>
-                                <w:color w:val="FFFFFF" w:themeColor="background1"/>
-                                <w:sz w:val="18"/>
-                                <w:szCs w:val="18"/>
-                              </w:rPr>
-                              <w:t>follows</w:t>
-                            </w:r>
-                            <w:r>
-                              <w:rPr>
-                                <w:rFonts w:ascii="Gill Sans Nova Light" w:hAnsi="Gill Sans Nova Light"/>
-                                <w:color w:val="FFFFFF" w:themeColor="background1"/>
-                                <w:sz w:val="18"/>
-                                <w:szCs w:val="18"/>
-                              </w:rPr>
-                              <w:t xml:space="preserve"> this </w:t>
-                            </w:r>
-                            <w:r>
-                              <w:rPr>
-                                <w:rFonts w:ascii="Gill Sans Nova Light" w:hAnsi="Gill Sans Nova Light"/>
-                                <w:color w:val="FFFFFF" w:themeColor="background1"/>
-                                <w:sz w:val="18"/>
-                                <w:szCs w:val="18"/>
-                              </w:rPr>
-                              <w:t>custom</w:t>
-                            </w:r>
-                            <w:r>
-                              <w:rPr>
-                                <w:rFonts w:ascii="Gill Sans Nova Light" w:hAnsi="Gill Sans Nova Light"/>
-                                <w:color w:val="FFFFFF" w:themeColor="background1"/>
-                                <w:sz w:val="18"/>
-                                <w:szCs w:val="18"/>
-                              </w:rPr>
-                              <w:t xml:space="preserve">, with each station </w:t>
-                            </w:r>
-                            <w:r>
-                              <w:rPr>
-                                <w:rFonts w:ascii="Gill Sans Nova Light" w:hAnsi="Gill Sans Nova Light"/>
-                                <w:color w:val="FFFFFF" w:themeColor="background1"/>
-                                <w:sz w:val="18"/>
-                                <w:szCs w:val="18"/>
-                              </w:rPr>
-                              <w:t>highlighting</w:t>
-                            </w:r>
-                            <w:r>
-                              <w:rPr>
-                                <w:rFonts w:ascii="Gill Sans Nova Light" w:hAnsi="Gill Sans Nova Light"/>
-                                <w:color w:val="FFFFFF" w:themeColor="background1"/>
-                                <w:sz w:val="18"/>
-                                <w:szCs w:val="18"/>
-                              </w:rPr>
-                              <w:t xml:space="preserve"> the events of Christ’s passion. </w:t>
-                            </w:r>
-                            <w:r>
-                              <w:rPr>
-                                <w:rFonts w:ascii="Gill Sans Nova Light" w:hAnsi="Gill Sans Nova Light"/>
-                                <w:b/>
-                                <w:bCs/>
-                                <w:color w:val="FFFFFF" w:themeColor="background1"/>
-                                <w:sz w:val="18"/>
-                                <w:szCs w:val="18"/>
-                              </w:rPr>
-                              <w:t xml:space="preserve">Downtown McKinney: </w:t>
-                            </w:r>
-                            <w:r>
-                              <w:rPr>
-                                <w:rFonts w:ascii="Gill Sans Nova Light" w:hAnsi="Gill Sans Nova Light"/>
-                                <w:color w:val="FFFFFF" w:themeColor="background1"/>
-                                <w:sz w:val="18"/>
-                                <w:szCs w:val="18"/>
-                              </w:rPr>
-                              <w:t xml:space="preserve">Meet at Dr. Glenn Mitchell Memorial Park (corner of Church and Louisiana) at 7:30 am as we walk the stations through downtown McKinney. </w:t>
-                            </w:r>
-                            <w:r>
-                              <w:rPr>
-                                <w:rFonts w:ascii="Gill Sans Nova Light" w:hAnsi="Gill Sans Nova Light"/>
-                                <w:b/>
-                                <w:bCs/>
-                                <w:color w:val="FFFFFF" w:themeColor="background1"/>
-                                <w:sz w:val="18"/>
-                                <w:szCs w:val="18"/>
-                              </w:rPr>
-                              <w:t>At St. Andrew’s:</w:t>
-                            </w:r>
-                            <w:r>
-                              <w:rPr>
-                                <w:rFonts w:ascii="Gill Sans Nova Light" w:hAnsi="Gill Sans Nova Light"/>
-                                <w:color w:val="FFFFFF" w:themeColor="background1"/>
-                                <w:sz w:val="18"/>
-                                <w:szCs w:val="18"/>
-                              </w:rPr>
-                              <w:t xml:space="preserve"> Meet in the Garden Chapel at 11:30 am for Station of the Cross on the front lawn prior to the Good Friday liturgy.</w:t>
-                            </w:r>
-                          </w:p>
-                          <w:p>
-                            <w:pPr>
-                              <w:spacing w:after="0" w:line="240" w:lineRule="auto"/>
-                              <w:ind w:left="360" w:right="2678"/>
-                              <w:rPr>
-                                <w:rFonts w:ascii="Gill Sans Nova Light" w:hAnsi="Gill Sans Nova Light"/>
-                                <w:color w:val="FFFFFF" w:themeColor="background1"/>
-                                <w:sz w:val="10"/>
-                                <w:szCs w:val="10"/>
-                              </w:rPr>
-                            </w:pPr>
-                          </w:p>
-                          <w:p>
-                            <w:pPr>
-                              <w:spacing w:after="0" w:line="240" w:lineRule="auto"/>
-                              <w:ind w:left="360" w:right="2678"/>
-                              <w:rPr>
-                                <w:rFonts w:ascii="Gill Sans Nova Medium" w:hAnsi="Gill Sans Nova Medium"/>
-                                <w:color w:val="FFFFFF" w:themeColor="background1"/>
-                              </w:rPr>
-                            </w:pPr>
-                            <w:r>
-                              <w:rPr>
-                                <w:rFonts w:ascii="Gill Sans Nova Medium" w:hAnsi="Gill Sans Nova Medium"/>
-                                <w:color w:val="FFFFFF" w:themeColor="background1"/>
-                              </w:rPr>
-                              <w:t>Good Friday Solemn Liturgy – 12 noon in the Great Hall</w:t>
-                            </w:r>
-                          </w:p>
-                          <w:p>
-                            <w:pPr>
-                              <w:spacing w:line="240" w:lineRule="auto"/>
-                              <w:ind w:left="360" w:right="2678"/>
-                              <w:rPr>
-                                <w:rFonts w:ascii="Gill Sans Nova Light" w:hAnsi="Gill Sans Nova Light"/>
-                                <w:b/>
-                                <w:bCs/>
-                                <w:color w:val="FFFFFF" w:themeColor="background1"/>
-                                <w:sz w:val="18"/>
-                                <w:szCs w:val="18"/>
-                              </w:rPr>
-                            </w:pPr>
-                            <w:r>
-                              <w:rPr>
-                                <w:rFonts w:ascii="Gill Sans Nova Light" w:hAnsi="Gill Sans Nova Light"/>
-                                <w:color w:val="FFFFFF" w:themeColor="background1"/>
-                                <w:sz w:val="18"/>
-                                <w:szCs w:val="18"/>
-                              </w:rPr>
-                              <w:t>Good Friday is the solemn remembrance of Christ’s death on the Cross. The service includes the reading of the Passion Gospel from John, the Sol</w:t>
-                            </w:r>
-                            <w:r>
-                              <w:rPr>
-                                <w:rFonts w:ascii="Gill Sans Nova Light" w:hAnsi="Gill Sans Nova Light"/>
-                                <w:color w:val="FFFFFF" w:themeColor="background1"/>
-                                <w:sz w:val="18"/>
-                                <w:szCs w:val="18"/>
-                              </w:rPr>
-                              <w:t>e</w:t>
-                            </w:r>
-                            <w:r>
-                              <w:rPr>
-                                <w:rFonts w:ascii="Gill Sans Nova Light" w:hAnsi="Gill Sans Nova Light"/>
-                                <w:color w:val="FFFFFF" w:themeColor="background1"/>
-                                <w:sz w:val="18"/>
-                                <w:szCs w:val="18"/>
-                              </w:rPr>
-                              <w:t xml:space="preserve">mn Collects, a Good Friday sermon, and concludes with veneration of the Cross. </w:t>
-                            </w:r>
-                            <w:r>
-                              <w:rPr>
-                                <w:rFonts w:ascii="Gill Sans Nova Light" w:hAnsi="Gill Sans Nova Light"/>
-                                <w:b/>
-                                <w:bCs/>
-                                <w:color w:val="FFFFFF" w:themeColor="background1"/>
-                                <w:sz w:val="18"/>
-                                <w:szCs w:val="18"/>
-                              </w:rPr>
-                              <w:t>12:00 noon.</w:t>
-                            </w:r>
-                          </w:p>
-                          <w:p>
-                            <w:pPr>
-                              <w:spacing w:after="0" w:line="240" w:lineRule="auto"/>
-                              <w:ind w:left="360" w:right="2678"/>
-                              <w:rPr>
-                                <w:rFonts w:ascii="Gill Sans Nova Medium" w:hAnsi="Gill Sans Nova Medium"/>
-                                <w:color w:val="FFFFFF" w:themeColor="background1"/>
-                              </w:rPr>
-                            </w:pPr>
-                            <w:r>
-                              <w:rPr>
-                                <w:rFonts w:ascii="Gill Sans Nova Medium" w:hAnsi="Gill Sans Nova Medium"/>
-                                <w:color w:val="FFFFFF" w:themeColor="background1"/>
-                              </w:rPr>
-                              <w:t>Good Friday for Families – 5 pm in the Great Hall</w:t>
-                            </w:r>
-                          </w:p>
-                          <w:p>
-                            <w:pPr>
-                              <w:spacing w:line="240" w:lineRule="auto"/>
-                              <w:ind w:left="360" w:right="2678"/>
-                              <w:rPr>
-                                <w:rFonts w:ascii="Gill Sans Nova Light" w:hAnsi="Gill Sans Nova Light"/>
-                                <w:color w:val="FFFFFF" w:themeColor="background1"/>
-                                <w:sz w:val="18"/>
-                                <w:szCs w:val="18"/>
-                              </w:rPr>
-                            </w:pPr>
-                            <w:r>
-                              <w:rPr>
-                                <w:rFonts w:ascii="Gill Sans Nova Light" w:hAnsi="Gill Sans Nova Light"/>
-                                <w:color w:val="FFFFFF" w:themeColor="background1"/>
-                                <w:sz w:val="18"/>
-                                <w:szCs w:val="18"/>
-                              </w:rPr>
-                              <w:t xml:space="preserve">Journey through Holy Week as a family (Palm Sunday through Good Friday) with worship and a shared meal. </w:t>
-                            </w:r>
-                            <w:r>
-                              <w:rPr>
-                                <w:rFonts w:ascii="Gill Sans Nova Light" w:hAnsi="Gill Sans Nova Light"/>
-                                <w:i/>
-                                <w:iCs/>
-                                <w:color w:val="FFFFFF" w:themeColor="background1"/>
-                                <w:sz w:val="18"/>
-                                <w:szCs w:val="18"/>
-                              </w:rPr>
-                              <w:t>Nursery care available for children ages 0–3.</w:t>
-                            </w:r>
-                            <w:r>
-                              <w:rPr>
-                                <w:rFonts w:ascii="Gill Sans Nova Light" w:hAnsi="Gill Sans Nova Light"/>
-                                <w:color w:val="FFFFFF" w:themeColor="background1"/>
-                                <w:sz w:val="18"/>
-                                <w:szCs w:val="18"/>
-                              </w:rPr>
-                              <w:t xml:space="preserve"> </w:t>
-                            </w:r>
-                          </w:p>
-                        </w:txbxContent>
-                      </wps:txbx>
-                      <wps:bodyPr rot="0" spcFirstLastPara="0" vertOverflow="overflow" horzOverflow="overflow" vert="horz" wrap="square" lIns="91440" tIns="45720" rIns="91440" bIns="45720" numCol="1" spcCol="0" rtlCol="0" fromWordArt="0" anchor="t" anchorCtr="0" forceAA="0" compatLnSpc="1">
-                        <a:prstTxWarp prst="textNoShape">
-                          <a:avLst/>
-                        </a:prstTxWarp>
-                        <a:noAutofit/>
-                      </wps:bodyPr>
-                    </wps:wsp>
+                      </wpg:grpSpPr>
+                      <wps:wsp>
+                        <wps:cNvPr id="2096572069" name="Text Box 6"/>
+                        <wps:cNvSpPr txBox="1"/>
+                        <wps:spPr>
+                          <a:xfrm>
+                            <a:off x="0" y="0"/>
+                            <a:ext cx="5486400" cy="3871913"/>
+                          </a:xfrm>
+                          <a:prstGeom prst="rect">
+                            <a:avLst/>
+                          </a:prstGeom>
+                          <a:solidFill>
+                            <a:schemeClr val="tx1"/>
+                          </a:solidFill>
+                          <a:ln w="6350">
+                            <a:noFill/>
+                          </a:ln>
+                        </wps:spPr>
+                        <wps:txbx>
+                          <w:txbxContent>
+                            <w:p>
+                              <w:pPr>
+                                <w:spacing w:after="60" w:line="240" w:lineRule="auto"/>
+                                <w:ind w:right="2678"/>
+                                <w:rPr>
+                                  <w:rFonts w:ascii="Adobe Garamond Pro" w:hAnsi="Adobe Garamond Pro"/>
+                                  <w:color w:val="FFFFFF" w:themeColor="background1"/>
+                                  <w:sz w:val="40"/>
+                                  <w:szCs w:val="40"/>
+                                </w:rPr>
+                              </w:pPr>
+                              <w:r>
+                                <w:rPr>
+                                  <w:rFonts w:ascii="Adobe Garamond Pro" w:hAnsi="Adobe Garamond Pro"/>
+                                  <w:color w:val="FFFFFF" w:themeColor="background1"/>
+                                  <w:sz w:val="48"/>
+                                  <w:szCs w:val="48"/>
+                                </w:rPr>
+                                <w:t>GOOD FRIDAY</w:t>
+                              </w:r>
+                            </w:p>
+                            <w:p>
+                              <w:pPr>
+                                <w:pStyle w:val="InsideCoverHeading"/>
+                              </w:pPr>
+                              <w:r>
+                                <w:t xml:space="preserve">Stations of the Cross – 7:30 am Downtown McKinney &amp; 11:30 am at St. Andrew’s </w:t>
+                              </w:r>
+                            </w:p>
+                            <w:p>
+                              <w:pPr>
+                                <w:spacing w:after="0" w:line="240" w:lineRule="auto"/>
+                                <w:ind w:left="360" w:right="2678"/>
+                                <w:rPr>
+                                  <w:rFonts w:ascii="Gill Sans Nova Light" w:hAnsi="Gill Sans Nova Light"/>
+                                  <w:color w:val="FFFFFF" w:themeColor="background1"/>
+                                  <w:sz w:val="18"/>
+                                  <w:szCs w:val="18"/>
+                                </w:rPr>
+                              </w:pPr>
+                              <w:r>
+                                <w:rPr>
+                                  <w:rFonts w:ascii="Gill Sans Nova Light" w:hAnsi="Gill Sans Nova Light"/>
+                                  <w:color w:val="FFFFFF" w:themeColor="background1"/>
+                                  <w:sz w:val="18"/>
+                                  <w:szCs w:val="18"/>
+                                </w:rPr>
+                                <w:t xml:space="preserve">Early Christian pilgrims to the Holy Land made it a practice to visit the places of Jesus’ Passion. Stations of the Cross </w:t>
+                              </w:r>
+                              <w:r>
+                                <w:rPr>
+                                  <w:rFonts w:ascii="Gill Sans Nova Light" w:hAnsi="Gill Sans Nova Light"/>
+                                  <w:color w:val="FFFFFF" w:themeColor="background1"/>
+                                  <w:sz w:val="18"/>
+                                  <w:szCs w:val="18"/>
+                                </w:rPr>
+                                <w:t>follows</w:t>
+                              </w:r>
+                              <w:r>
+                                <w:rPr>
+                                  <w:rFonts w:ascii="Gill Sans Nova Light" w:hAnsi="Gill Sans Nova Light"/>
+                                  <w:color w:val="FFFFFF" w:themeColor="background1"/>
+                                  <w:sz w:val="18"/>
+                                  <w:szCs w:val="18"/>
+                                </w:rPr>
+                                <w:t xml:space="preserve"> this </w:t>
+                              </w:r>
+                              <w:r>
+                                <w:rPr>
+                                  <w:rFonts w:ascii="Gill Sans Nova Light" w:hAnsi="Gill Sans Nova Light"/>
+                                  <w:color w:val="FFFFFF" w:themeColor="background1"/>
+                                  <w:sz w:val="18"/>
+                                  <w:szCs w:val="18"/>
+                                </w:rPr>
+                                <w:t>custom</w:t>
+                              </w:r>
+                              <w:r>
+                                <w:rPr>
+                                  <w:rFonts w:ascii="Gill Sans Nova Light" w:hAnsi="Gill Sans Nova Light"/>
+                                  <w:color w:val="FFFFFF" w:themeColor="background1"/>
+                                  <w:sz w:val="18"/>
+                                  <w:szCs w:val="18"/>
+                                </w:rPr>
+                                <w:t xml:space="preserve">, with each station </w:t>
+                              </w:r>
+                              <w:r>
+                                <w:rPr>
+                                  <w:rFonts w:ascii="Gill Sans Nova Light" w:hAnsi="Gill Sans Nova Light"/>
+                                  <w:color w:val="FFFFFF" w:themeColor="background1"/>
+                                  <w:sz w:val="18"/>
+                                  <w:szCs w:val="18"/>
+                                </w:rPr>
+                                <w:t>highlighting</w:t>
+                              </w:r>
+                              <w:r>
+                                <w:rPr>
+                                  <w:rFonts w:ascii="Gill Sans Nova Light" w:hAnsi="Gill Sans Nova Light"/>
+                                  <w:color w:val="FFFFFF" w:themeColor="background1"/>
+                                  <w:sz w:val="18"/>
+                                  <w:szCs w:val="18"/>
+                                </w:rPr>
+                                <w:t xml:space="preserve"> the events of Christ’s passion. </w:t>
+                              </w:r>
+                              <w:r>
+                                <w:rPr>
+                                  <w:rFonts w:ascii="Gill Sans Nova Light" w:hAnsi="Gill Sans Nova Light"/>
+                                  <w:b/>
+                                  <w:bCs/>
+                                  <w:color w:val="FFFFFF" w:themeColor="background1"/>
+                                  <w:sz w:val="18"/>
+                                  <w:szCs w:val="18"/>
+                                </w:rPr>
+                                <w:t xml:space="preserve">Downtown McKinney: </w:t>
+                              </w:r>
+                              <w:r>
+                                <w:rPr>
+                                  <w:rFonts w:ascii="Gill Sans Nova Light" w:hAnsi="Gill Sans Nova Light"/>
+                                  <w:color w:val="FFFFFF" w:themeColor="background1"/>
+                                  <w:sz w:val="18"/>
+                                  <w:szCs w:val="18"/>
+                                </w:rPr>
+                                <w:t xml:space="preserve">Meet at Dr. Glenn Mitchell Memorial Park (corner of Church and Louisiana) at 7:30 am as we walk the stations through downtown McKinney. </w:t>
+                              </w:r>
+                              <w:r>
+                                <w:rPr>
+                                  <w:rFonts w:ascii="Gill Sans Nova Light" w:hAnsi="Gill Sans Nova Light"/>
+                                  <w:b/>
+                                  <w:bCs/>
+                                  <w:color w:val="FFFFFF" w:themeColor="background1"/>
+                                  <w:sz w:val="18"/>
+                                  <w:szCs w:val="18"/>
+                                </w:rPr>
+                                <w:t>At St. Andrew’s:</w:t>
+                              </w:r>
+                              <w:r>
+                                <w:rPr>
+                                  <w:rFonts w:ascii="Gill Sans Nova Light" w:hAnsi="Gill Sans Nova Light"/>
+                                  <w:color w:val="FFFFFF" w:themeColor="background1"/>
+                                  <w:sz w:val="18"/>
+                                  <w:szCs w:val="18"/>
+                                </w:rPr>
+                                <w:t xml:space="preserve"> Meet in the Garden Chapel at 11:30 am for Station of the Cross on the front lawn prior to the Good Friday liturgy.</w:t>
+                              </w:r>
+                            </w:p>
+                            <w:p>
+                              <w:pPr>
+                                <w:spacing w:after="0" w:line="240" w:lineRule="auto"/>
+                                <w:ind w:left="360" w:right="2678"/>
+                                <w:rPr>
+                                  <w:rFonts w:ascii="Gill Sans Nova Light" w:hAnsi="Gill Sans Nova Light"/>
+                                  <w:color w:val="FFFFFF" w:themeColor="background1"/>
+                                  <w:sz w:val="10"/>
+                                  <w:szCs w:val="10"/>
+                                </w:rPr>
+                              </w:pPr>
+                            </w:p>
+                            <w:p>
+                              <w:pPr>
+                                <w:spacing w:after="0" w:line="240" w:lineRule="auto"/>
+                                <w:ind w:left="360" w:right="2678"/>
+                                <w:rPr>
+                                  <w:rFonts w:ascii="Gill Sans Nova Medium" w:hAnsi="Gill Sans Nova Medium"/>
+                                  <w:color w:val="FFFFFF" w:themeColor="background1"/>
+                                </w:rPr>
+                              </w:pPr>
+                              <w:r>
+                                <w:rPr>
+                                  <w:rFonts w:ascii="Gill Sans Nova Medium" w:hAnsi="Gill Sans Nova Medium"/>
+                                  <w:color w:val="FFFFFF" w:themeColor="background1"/>
+                                </w:rPr>
+                                <w:t>Good Friday Solemn Liturgy – 12 noon in the Great Hall</w:t>
+                              </w:r>
+                            </w:p>
+                            <w:p>
+                              <w:pPr>
+                                <w:spacing w:line="240" w:lineRule="auto"/>
+                                <w:ind w:left="360" w:right="2678"/>
+                                <w:rPr>
+                                  <w:rFonts w:ascii="Gill Sans Nova Light" w:hAnsi="Gill Sans Nova Light"/>
+                                  <w:b/>
+                                  <w:bCs/>
+                                  <w:color w:val="FFFFFF" w:themeColor="background1"/>
+                                  <w:sz w:val="18"/>
+                                  <w:szCs w:val="18"/>
+                                </w:rPr>
+                              </w:pPr>
+                              <w:r>
+                                <w:rPr>
+                                  <w:rFonts w:ascii="Gill Sans Nova Light" w:hAnsi="Gill Sans Nova Light"/>
+                                  <w:color w:val="FFFFFF" w:themeColor="background1"/>
+                                  <w:sz w:val="18"/>
+                                  <w:szCs w:val="18"/>
+                                </w:rPr>
+                                <w:t xml:space="preserve">Good Friday is the solemn remembrance of Christ’s death on the Cross. The service includes the reading of the Passion Gospel from John, the Solemn Collects, a Good Friday sermon, and concludes with veneration of the Cross. </w:t>
+                              </w:r>
+                              <w:r>
+                                <w:rPr>
+                                  <w:rFonts w:ascii="Gill Sans Nova Light" w:hAnsi="Gill Sans Nova Light"/>
+                                  <w:b/>
+                                  <w:bCs/>
+                                  <w:color w:val="FFFFFF" w:themeColor="background1"/>
+                                  <w:sz w:val="18"/>
+                                  <w:szCs w:val="18"/>
+                                </w:rPr>
+                                <w:t>12:00 noon.</w:t>
+                              </w:r>
+                            </w:p>
+                            <w:p>
+                              <w:pPr>
+                                <w:pStyle w:val="InsideCoverHeading"/>
+                              </w:pPr>
+                              <w:r>
+                                <w:t>Good Friday for Families – 5 pm in the Great Hall</w:t>
+                              </w:r>
+                            </w:p>
+                            <w:p>
+                              <w:pPr>
+                                <w:spacing w:line="240" w:lineRule="auto"/>
+                                <w:ind w:left="360" w:right="2678"/>
+                                <w:rPr>
+                                  <w:rFonts w:ascii="Gill Sans Nova Light" w:hAnsi="Gill Sans Nova Light"/>
+                                  <w:color w:val="FFFFFF" w:themeColor="background1"/>
+                                  <w:sz w:val="18"/>
+                                  <w:szCs w:val="18"/>
+                                </w:rPr>
+                              </w:pPr>
+                              <w:r>
+                                <w:rPr>
+                                  <w:rFonts w:ascii="Gill Sans Nova Light" w:hAnsi="Gill Sans Nova Light"/>
+                                  <w:color w:val="FFFFFF" w:themeColor="background1"/>
+                                  <w:sz w:val="18"/>
+                                  <w:szCs w:val="18"/>
+                                </w:rPr>
+                                <w:t xml:space="preserve">Journey through Holy Week as a family (Palm Sunday through Good Friday) with worship and a shared meal. </w:t>
+                              </w:r>
+                              <w:r>
+                                <w:rPr>
+                                  <w:rFonts w:ascii="Gill Sans Nova Light" w:hAnsi="Gill Sans Nova Light"/>
+                                  <w:i/>
+                                  <w:iCs/>
+                                  <w:color w:val="FFFFFF" w:themeColor="background1"/>
+                                  <w:sz w:val="18"/>
+                                  <w:szCs w:val="18"/>
+                                </w:rPr>
+                                <w:t>Nursery care available for children ages 0–3.</w:t>
+                              </w:r>
+                              <w:r>
+                                <w:rPr>
+                                  <w:rFonts w:ascii="Gill Sans Nova Light" w:hAnsi="Gill Sans Nova Light"/>
+                                  <w:color w:val="FFFFFF" w:themeColor="background1"/>
+                                  <w:sz w:val="18"/>
+                                  <w:szCs w:val="18"/>
+                                </w:rPr>
+                                <w:t xml:space="preserve"> </w:t>
+                              </w:r>
+                            </w:p>
+                          </w:txbxContent>
+                        </wps:txbx>
+                        <wps:bodyPr rot="0" spcFirstLastPara="0" vertOverflow="overflow" horzOverflow="overflow" vert="horz" wrap="square" lIns="91440" tIns="45720" rIns="91440" bIns="45720" numCol="1" spcCol="0" rtlCol="0" fromWordArt="0" anchor="t" anchorCtr="0" forceAA="0" compatLnSpc="1">
+                          <a:prstTxWarp prst="textNoShape">
+                            <a:avLst/>
+                          </a:prstTxWarp>
+                          <a:noAutofit/>
+                        </wps:bodyPr>
+                      </wps:wsp>
+                      <pic:pic xmlns:pic="http://schemas.openxmlformats.org/drawingml/2006/picture">
+                        <pic:nvPicPr>
+                          <pic:cNvPr id="1447788591" name="Picture 8"/>
+                          <pic:cNvPicPr>
+                            <a:picLocks noChangeAspect="1"/>
+                          </pic:cNvPicPr>
+                        </pic:nvPicPr>
+                        <pic:blipFill rotWithShape="1">
+                          <a:blip r:embed="rId8"/>
+                          <a:srcRect r="49368"/>
+                          <a:stretch>
+                            <a:fillRect/>
+                          </a:stretch>
+                        </pic:blipFill>
+                        <pic:spPr bwMode="auto">
+                          <a:xfrm>
+                            <a:off x="3688773" y="218210"/>
+                            <a:ext cx="1792605" cy="3459480"/>
+                          </a:xfrm>
+                          <a:prstGeom prst="rect">
+                            <a:avLst/>
+                          </a:prstGeom>
+                          <a:ln>
+                            <a:noFill/>
+                          </a:ln>
+                          <a:extLst>
+                            <a:ext uri="{53640926-AAD7-44D8-BBD7-CCE9431645EC}">
+                              <a14:shadowObscured xmlns:a14="http://schemas.microsoft.com/office/drawing/2010/main"/>
+                            </a:ext>
+                          </a:extLst>
+                        </pic:spPr>
+                      </pic:pic>
+                    </wpg:wgp>
                   </a:graphicData>
                 </a:graphic>
-                <wp14:sizeRelV relativeFrom="margin">
-                  <wp14:pctHeight>0</wp14:pctHeight>
-                </wp14:sizeRelV>
-              </wp:anchor>
+              </wp:inline>
             </w:drawing>
           </mc:Choice>
           <mc:Fallback>
             <w:pict>
-              <v:shapetype w14:anchorId="23A51793" id="_x0000_t202" coordsize="21600,21600" o:spt="202" path="m,l,21600r21600,l21600,xe">
-                <v:stroke joinstyle="miter"/>
-                <v:path gradientshapeok="t" o:connecttype="rect"/>
-              </v:shapetype>
-              <v:shape id="Text Box 6" o:spid="_x0000_s1026" type="#_x0000_t202" style="position:absolute;left:0;text-align:left;margin-left:-.05pt;margin-top:-3.95pt;width:6in;height:304.9pt;z-index:251660288;visibility:visible;mso-wrap-style:square;mso-height-percent:0;mso-wrap-distance-left:9pt;mso-wrap-distance-top:0;mso-wrap-distance-right:9pt;mso-wrap-distance-bottom:0;mso-position-horizontal:absolute;mso-position-horizontal-relative:text;mso-position-vertical:absolute;mso-position-vertical-relative:text;mso-height-percent:0;mso-height-relative:margin;v-text-anchor:top" o:gfxdata="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" fillcolor="black [3213]" stroked="f" strokeweight=".5pt">
-                <v:textbox>
-                  <w:txbxContent>
-                    <w:p>
-                      <w:pPr>
-                        <w:spacing w:after="60" w:line="240" w:lineRule="auto"/>
-                        <w:ind w:right="2678"/>
-                        <w:rPr>
-                          <w:rFonts w:ascii="Adobe Garamond Pro" w:hAnsi="Adobe Garamond Pro"/>
-                          <w:color w:val="FFFFFF" w:themeColor="background1"/>
-                          <w:sz w:val="40"/>
-                          <w:szCs w:val="40"/>
-                        </w:rPr>
-                      </w:pPr>
-                      <w:r>
-                        <w:rPr>
-                          <w:rFonts w:ascii="Adobe Garamond Pro" w:hAnsi="Adobe Garamond Pro"/>
-                          <w:color w:val="FFFFFF" w:themeColor="background1"/>
-                          <w:sz w:val="48"/>
-                          <w:szCs w:val="48"/>
-                        </w:rPr>
-                        <w:t>GOOD FRIDAY</w:t>
-                      </w:r>
-                    </w:p>
-                    <w:p>
-                      <w:pPr>
-                        <w:spacing w:after="0" w:line="240" w:lineRule="auto"/>
-                        <w:ind w:left="360" w:right="2678"/>
-                        <w:rPr>
-                          <w:rFonts w:ascii="Gill Sans Nova Medium" w:hAnsi="Gill Sans Nova Medium"/>
-                          <w:color w:val="FFFFFF" w:themeColor="background1"/>
-                        </w:rPr>
-                      </w:pPr>
-                      <w:r>
-                        <w:rPr>
-                          <w:rFonts w:ascii="Gill Sans Nova Medium" w:hAnsi="Gill Sans Nova Medium"/>
-                          <w:color w:val="FFFFFF" w:themeColor="background1"/>
-                        </w:rPr>
-                        <w:t xml:space="preserve">Stations of the Cross – 7:30 am Downtown McKinney &amp; 11:30 am at St. Andrew’s </w:t>
-                      </w:r>
-                    </w:p>
-                    <w:p>
-                      <w:pPr>
-                        <w:spacing w:after="0" w:line="240" w:lineRule="auto"/>
-                        <w:ind w:left="360" w:right="2678"/>
-                        <w:rPr>
-                          <w:rFonts w:ascii="Gill Sans Nova Light" w:hAnsi="Gill Sans Nova Light"/>
-                          <w:color w:val="FFFFFF" w:themeColor="background1"/>
-                          <w:sz w:val="18"/>
-                          <w:szCs w:val="18"/>
-                        </w:rPr>
-                      </w:pPr>
-                      <w:r>
-                        <w:rPr>
-                          <w:rFonts w:ascii="Gill Sans Nova Light" w:hAnsi="Gill Sans Nova Light"/>
-                          <w:color w:val="FFFFFF" w:themeColor="background1"/>
-                          <w:sz w:val="18"/>
-                          <w:szCs w:val="18"/>
-                        </w:rPr>
-                        <w:t xml:space="preserve">Early Christian pilgrims to the Holy Land made it a practice to visit the places of Jesus’ Passion. Stations of the Cross </w:t>
-                      </w:r>
-                      <w:r>
-                        <w:rPr>
-                          <w:rFonts w:ascii="Gill Sans Nova Light" w:hAnsi="Gill Sans Nova Light"/>
-                          <w:color w:val="FFFFFF" w:themeColor="background1"/>
-                          <w:sz w:val="18"/>
-                          <w:szCs w:val="18"/>
-                        </w:rPr>
-                        <w:t>follows</w:t>
-                      </w:r>
-                      <w:r>
-                        <w:rPr>
-                          <w:rFonts w:ascii="Gill Sans Nova Light" w:hAnsi="Gill Sans Nova Light"/>
-                          <w:color w:val="FFFFFF" w:themeColor="background1"/>
-                          <w:sz w:val="18"/>
-                          <w:szCs w:val="18"/>
-                        </w:rPr>
-                        <w:t xml:space="preserve"> this </w:t>
-                      </w:r>
-                      <w:r>
-                        <w:rPr>
-                          <w:rFonts w:ascii="Gill Sans Nova Light" w:hAnsi="Gill Sans Nova Light"/>
-                          <w:color w:val="FFFFFF" w:themeColor="background1"/>
-                          <w:sz w:val="18"/>
-                          <w:szCs w:val="18"/>
-                        </w:rPr>
-                        <w:t>custom</w:t>
-                      </w:r>
-                      <w:r>
-                        <w:rPr>
-                          <w:rFonts w:ascii="Gill Sans Nova Light" w:hAnsi="Gill Sans Nova Light"/>
-                          <w:color w:val="FFFFFF" w:themeColor="background1"/>
-                          <w:sz w:val="18"/>
-                          <w:szCs w:val="18"/>
-                        </w:rPr>
-                        <w:t xml:space="preserve">, with each station </w:t>
-                      </w:r>
-                      <w:r>
-                        <w:rPr>
-                          <w:rFonts w:ascii="Gill Sans Nova Light" w:hAnsi="Gill Sans Nova Light"/>
-                          <w:color w:val="FFFFFF" w:themeColor="background1"/>
-                          <w:sz w:val="18"/>
-                          <w:szCs w:val="18"/>
-                        </w:rPr>
-                        <w:t>highlighting</w:t>
-                      </w:r>
-                      <w:r>
-                        <w:rPr>
-                          <w:rFonts w:ascii="Gill Sans Nova Light" w:hAnsi="Gill Sans Nova Light"/>
-                          <w:color w:val="FFFFFF" w:themeColor="background1"/>
-                          <w:sz w:val="18"/>
-                          <w:szCs w:val="18"/>
-                        </w:rPr>
-                        <w:t xml:space="preserve"> the events of Christ’s passion. </w:t>
-                      </w:r>
-                      <w:r>
-                        <w:rPr>
-                          <w:rFonts w:ascii="Gill Sans Nova Light" w:hAnsi="Gill Sans Nova Light"/>
-                          <w:b/>
-                          <w:bCs/>
-                          <w:color w:val="FFFFFF" w:themeColor="background1"/>
-                          <w:sz w:val="18"/>
-                          <w:szCs w:val="18"/>
-                        </w:rPr>
-                        <w:t xml:space="preserve">Downtown McKinney: </w:t>
-                      </w:r>
-                      <w:r>
-                        <w:rPr>
-                          <w:rFonts w:ascii="Gill Sans Nova Light" w:hAnsi="Gill Sans Nova Light"/>
-                          <w:color w:val="FFFFFF" w:themeColor="background1"/>
-                          <w:sz w:val="18"/>
-                          <w:szCs w:val="18"/>
-                        </w:rPr>
-                        <w:t xml:space="preserve">Meet at Dr. Glenn Mitchell Memorial Park (corner of Church and Louisiana) at 7:30 am as we walk the stations through downtown McKinney. </w:t>
-                      </w:r>
-                      <w:r>
-                        <w:rPr>
-                          <w:rFonts w:ascii="Gill Sans Nova Light" w:hAnsi="Gill Sans Nova Light"/>
-                          <w:b/>
-                          <w:bCs/>
-                          <w:color w:val="FFFFFF" w:themeColor="background1"/>
-                          <w:sz w:val="18"/>
-                          <w:szCs w:val="18"/>
-                        </w:rPr>
-                        <w:t>At St. Andrew’s:</w:t>
-                      </w:r>
-                      <w:r>
-                        <w:rPr>
-                          <w:rFonts w:ascii="Gill Sans Nova Light" w:hAnsi="Gill Sans Nova Light"/>
-                          <w:color w:val="FFFFFF" w:themeColor="background1"/>
-                          <w:sz w:val="18"/>
-                          <w:szCs w:val="18"/>
-                        </w:rPr>
-                        <w:t xml:space="preserve"> Meet in the Garden Chapel at 11:30 am for Station of the Cross on the front lawn prior to the Good Friday liturgy.</w:t>
-                      </w:r>
-                    </w:p>
-                    <w:p>
-                      <w:pPr>
-                        <w:spacing w:after="0" w:line="240" w:lineRule="auto"/>
-                        <w:ind w:left="360" w:right="2678"/>
-                        <w:rPr>
-                          <w:rFonts w:ascii="Gill Sans Nova Light" w:hAnsi="Gill Sans Nova Light"/>
-                          <w:color w:val="FFFFFF" w:themeColor="background1"/>
-                          <w:sz w:val="10"/>
-                          <w:szCs w:val="10"/>
-                        </w:rPr>
-                      </w:pPr>
-                    </w:p>
-                    <w:p>
-                      <w:pPr>
-                        <w:spacing w:after="0" w:line="240" w:lineRule="auto"/>
-                        <w:ind w:left="360" w:right="2678"/>
-                        <w:rPr>
-                          <w:rFonts w:ascii="Gill Sans Nova Medium" w:hAnsi="Gill Sans Nova Medium"/>
-                          <w:color w:val="FFFFFF" w:themeColor="background1"/>
-                        </w:rPr>
-                      </w:pPr>
-                      <w:r>
-                        <w:rPr>
-                          <w:rFonts w:ascii="Gill Sans Nova Medium" w:hAnsi="Gill Sans Nova Medium"/>
-                          <w:color w:val="FFFFFF" w:themeColor="background1"/>
-                        </w:rPr>
-                        <w:t>Good Friday Solemn Liturgy – 12 noon in the Great Hall</w:t>
-                      </w:r>
-                    </w:p>
-                    <w:p>
-                      <w:pPr>
-                        <w:spacing w:line="240" w:lineRule="auto"/>
-                        <w:ind w:left="360" w:right="2678"/>
-                        <w:rPr>
-                          <w:rFonts w:ascii="Gill Sans Nova Light" w:hAnsi="Gill Sans Nova Light"/>
-                          <w:b/>
-                          <w:bCs/>
-                          <w:color w:val="FFFFFF" w:themeColor="background1"/>
-                          <w:sz w:val="18"/>
-                          <w:szCs w:val="18"/>
-                        </w:rPr>
-                      </w:pPr>
-                      <w:r>
-                        <w:rPr>
-                          <w:rFonts w:ascii="Gill Sans Nova Light" w:hAnsi="Gill Sans Nova Light"/>
-                          <w:color w:val="FFFFFF" w:themeColor="background1"/>
-                          <w:sz w:val="18"/>
-                          <w:szCs w:val="18"/>
-                        </w:rPr>
-                        <w:t>Good Friday is the solemn remembrance of Christ’s death on the Cross. The service includes the reading of the Passion Gospel from John, the Sol</w:t>
-                      </w:r>
-                      <w:r>
-                        <w:rPr>
-                          <w:rFonts w:ascii="Gill Sans Nova Light" w:hAnsi="Gill Sans Nova Light"/>
-                          <w:color w:val="FFFFFF" w:themeColor="background1"/>
-                          <w:sz w:val="18"/>
-                          <w:szCs w:val="18"/>
-                        </w:rPr>
-                        <w:t>e</w:t>
-                      </w:r>
-                      <w:r>
-                        <w:rPr>
-                          <w:rFonts w:ascii="Gill Sans Nova Light" w:hAnsi="Gill Sans Nova Light"/>
-                          <w:color w:val="FFFFFF" w:themeColor="background1"/>
-                          <w:sz w:val="18"/>
-                          <w:szCs w:val="18"/>
-                        </w:rPr>
-                        <w:t xml:space="preserve">mn Collects, a Good Friday sermon, and concludes with veneration of the Cross. </w:t>
-                      </w:r>
-                      <w:r>
-                        <w:rPr>
-                          <w:rFonts w:ascii="Gill Sans Nova Light" w:hAnsi="Gill Sans Nova Light"/>
-                          <w:b/>
-                          <w:bCs/>
-                          <w:color w:val="FFFFFF" w:themeColor="background1"/>
-                          <w:sz w:val="18"/>
-                          <w:szCs w:val="18"/>
-                        </w:rPr>
-                        <w:t>12:00 noon.</w:t>
-                      </w:r>
-                    </w:p>
-                    <w:p>
-                      <w:pPr>
-                        <w:spacing w:after="0" w:line="240" w:lineRule="auto"/>
-                        <w:ind w:left="360" w:right="2678"/>
-                        <w:rPr>
-                          <w:rFonts w:ascii="Gill Sans Nova Medium" w:hAnsi="Gill Sans Nova Medium"/>
-                          <w:color w:val="FFFFFF" w:themeColor="background1"/>
-                        </w:rPr>
-                      </w:pPr>
-                      <w:r>
-                        <w:rPr>
-                          <w:rFonts w:ascii="Gill Sans Nova Medium" w:hAnsi="Gill Sans Nova Medium"/>
-                          <w:color w:val="FFFFFF" w:themeColor="background1"/>
-                        </w:rPr>
-                        <w:t>Good Friday for Families – 5 pm in the Great Hall</w:t>
-                      </w:r>
-                    </w:p>
-                    <w:p>
-                      <w:pPr>
-                        <w:spacing w:line="240" w:lineRule="auto"/>
-                        <w:ind w:left="360" w:right="2678"/>
-                        <w:rPr>
-                          <w:rFonts w:ascii="Gill Sans Nova Light" w:hAnsi="Gill Sans Nova Light"/>
-                          <w:color w:val="FFFFFF" w:themeColor="background1"/>
-                          <w:sz w:val="18"/>
-                          <w:szCs w:val="18"/>
-                        </w:rPr>
-                      </w:pPr>
-                      <w:r>
-                        <w:rPr>
-                          <w:rFonts w:ascii="Gill Sans Nova Light" w:hAnsi="Gill Sans Nova Light"/>
-                          <w:color w:val="FFFFFF" w:themeColor="background1"/>
-                          <w:sz w:val="18"/>
-                          <w:szCs w:val="18"/>
-                        </w:rPr>
-                        <w:t xml:space="preserve">Journey through Holy Week as a family (Palm Sunday through Good Friday) with worship and a shared meal. </w:t>
-                      </w:r>
-                      <w:r>
-                        <w:rPr>
-                          <w:rFonts w:ascii="Gill Sans Nova Light" w:hAnsi="Gill Sans Nova Light"/>
-                          <w:i/>
-                          <w:iCs/>
-                          <w:color w:val="FFFFFF" w:themeColor="background1"/>
-                          <w:sz w:val="18"/>
-                          <w:szCs w:val="18"/>
-                        </w:rPr>
-                        <w:t>Nursery care available for children ages 0–3.</w:t>
-                      </w:r>
-                      <w:r>
-                        <w:rPr>
-                          <w:rFonts w:ascii="Gill Sans Nova Light" w:hAnsi="Gill Sans Nova Light"/>
-                          <w:color w:val="FFFFFF" w:themeColor="background1"/>
-                          <w:sz w:val="18"/>
-                          <w:szCs w:val="18"/>
-                        </w:rPr>
-                        <w:t xml:space="preserve"> </w:t>
-                      </w:r>
-                    </w:p>
-                  </w:txbxContent>
-                </v:textbox>
-              </v:shape>
+              <v:group w14:anchorId="2190E60D" id="Group 3" o:spid="_x0000_s1026" style="width:6in;height:304.85pt;mso-position-horizontal-relative:char;mso-position-vertical-relative:line" coordsize="54864,38719" o:gfxdata="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">
+                <v:shapetype id="_x0000_t202" coordsize="21600,21600" o:spt="202" path="m,l,21600r21600,l21600,xe">
+                  <v:stroke joinstyle="miter"/>
+                  <v:path gradientshapeok="t" o:connecttype="rect"/>
+                </v:shapetype>
+                <v:shape id="Text Box 6" o:spid="_x0000_s1027" type="#_x0000_t202" style="position:absolute;width:54864;height:38719;visibility:visible;mso-wrap-style:square;v-text-anchor:top" o:gfxdata="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" fillcolor="black [3213]" stroked="f" strokeweight=".5pt">
+                  <v:textbox>
+                    <w:txbxContent>
+                      <w:p>
+                        <w:pPr>
+                          <w:spacing w:after="60" w:line="240" w:lineRule="auto"/>
+                          <w:ind w:right="2678"/>
+                          <w:rPr>
+                            <w:rFonts w:ascii="Adobe Garamond Pro" w:hAnsi="Adobe Garamond Pro"/>
+                            <w:color w:val="FFFFFF" w:themeColor="background1"/>
+                            <w:sz w:val="40"/>
+                            <w:szCs w:val="40"/>
+                          </w:rPr>
+                        </w:pPr>
+                        <w:r>
+                          <w:rPr>
+                            <w:rFonts w:ascii="Adobe Garamond Pro" w:hAnsi="Adobe Garamond Pro"/>
+                            <w:color w:val="FFFFFF" w:themeColor="background1"/>
+                            <w:sz w:val="48"/>
+                            <w:szCs w:val="48"/>
+                          </w:rPr>
+                          <w:t>GOOD FRIDAY</w:t>
+                        </w:r>
+                      </w:p>
+                      <w:p>
+                        <w:pPr>
+                          <w:pStyle w:val="InsideCoverHeading"/>
+                        </w:pPr>
+                        <w:r>
+                          <w:t xml:space="preserve">Stations of the Cross – 7:30 am Downtown McKinney &amp; 11:30 am at St. Andrew’s </w:t>
+                        </w:r>
+                      </w:p>
+                      <w:p>
+                        <w:pPr>
+                          <w:spacing w:after="0" w:line="240" w:lineRule="auto"/>
+                          <w:ind w:left="360" w:right="2678"/>
+                          <w:rPr>
+                            <w:rFonts w:ascii="Gill Sans Nova Light" w:hAnsi="Gill Sans Nova Light"/>
+                            <w:color w:val="FFFFFF" w:themeColor="background1"/>
+                            <w:sz w:val="18"/>
+                            <w:szCs w:val="18"/>
+                          </w:rPr>
+                        </w:pPr>
+                        <w:r>
+                          <w:rPr>
+                            <w:rFonts w:ascii="Gill Sans Nova Light" w:hAnsi="Gill Sans Nova Light"/>
+                            <w:color w:val="FFFFFF" w:themeColor="background1"/>
+                            <w:sz w:val="18"/>
+                            <w:szCs w:val="18"/>
+                          </w:rPr>
+                          <w:t xml:space="preserve">Early Christian pilgrims to the Holy Land made it a practice to visit the places of Jesus’ Passion. Stations of the Cross </w:t>
+                        </w:r>
+                        <w:r>
+                          <w:rPr>
+                            <w:rFonts w:ascii="Gill Sans Nova Light" w:hAnsi="Gill Sans Nova Light"/>
+                            <w:color w:val="FFFFFF" w:themeColor="background1"/>
+                            <w:sz w:val="18"/>
+                            <w:szCs w:val="18"/>
+                          </w:rPr>
+                          <w:t>follows</w:t>
+                        </w:r>
+                        <w:r>
+                          <w:rPr>
+                            <w:rFonts w:ascii="Gill Sans Nova Light" w:hAnsi="Gill Sans Nova Light"/>
+                            <w:color w:val="FFFFFF" w:themeColor="background1"/>
+                            <w:sz w:val="18"/>
+                            <w:szCs w:val="18"/>
+                          </w:rPr>
+                          <w:t xml:space="preserve"> this </w:t>
+                        </w:r>
+                        <w:r>
+                          <w:rPr>
+                            <w:rFonts w:ascii="Gill Sans Nova Light" w:hAnsi="Gill Sans Nova Light"/>
+                            <w:color w:val="FFFFFF" w:themeColor="background1"/>
+                            <w:sz w:val="18"/>
+                            <w:szCs w:val="18"/>
+                          </w:rPr>
+                          <w:t>custom</w:t>
+                        </w:r>
+                        <w:r>
+                          <w:rPr>
+                            <w:rFonts w:ascii="Gill Sans Nova Light" w:hAnsi="Gill Sans Nova Light"/>
+                            <w:color w:val="FFFFFF" w:themeColor="background1"/>
+                            <w:sz w:val="18"/>
+                            <w:szCs w:val="18"/>
+                          </w:rPr>
+                          <w:t xml:space="preserve">, with each station </w:t>
+                        </w:r>
+                        <w:r>
+                          <w:rPr>
+                            <w:rFonts w:ascii="Gill Sans Nova Light" w:hAnsi="Gill Sans Nova Light"/>
+                            <w:color w:val="FFFFFF" w:themeColor="background1"/>
+                            <w:sz w:val="18"/>
+                            <w:szCs w:val="18"/>
+                          </w:rPr>
+                          <w:t>highlighting</w:t>
+                        </w:r>
+                        <w:r>
+                          <w:rPr>
+                            <w:rFonts w:ascii="Gill Sans Nova Light" w:hAnsi="Gill Sans Nova Light"/>
+                            <w:color w:val="FFFFFF" w:themeColor="background1"/>
+                            <w:sz w:val="18"/>
+                            <w:szCs w:val="18"/>
+                          </w:rPr>
+                          <w:t xml:space="preserve"> the events of Christ’s passion. </w:t>
+                        </w:r>
+                        <w:r>
+                          <w:rPr>
+                            <w:rFonts w:ascii="Gill Sans Nova Light" w:hAnsi="Gill Sans Nova Light"/>
+                            <w:b/>
+                            <w:bCs/>
+                            <w:color w:val="FFFFFF" w:themeColor="background1"/>
+                            <w:sz w:val="18"/>
+                            <w:szCs w:val="18"/>
+                          </w:rPr>
+                          <w:t xml:space="preserve">Downtown McKinney: </w:t>
+                        </w:r>
+                        <w:r>
+                          <w:rPr>
+                            <w:rFonts w:ascii="Gill Sans Nova Light" w:hAnsi="Gill Sans Nova Light"/>
+                            <w:color w:val="FFFFFF" w:themeColor="background1"/>
+                            <w:sz w:val="18"/>
+                            <w:szCs w:val="18"/>
+                          </w:rPr>
+                          <w:t xml:space="preserve">Meet at Dr. Glenn Mitchell Memorial Park (corner of Church and Louisiana) at 7:30 am as we walk the stations through downtown McKinney. </w:t>
+                        </w:r>
+                        <w:r>
+                          <w:rPr>
+                            <w:rFonts w:ascii="Gill Sans Nova Light" w:hAnsi="Gill Sans Nova Light"/>
+                            <w:b/>
+                            <w:bCs/>
+                            <w:color w:val="FFFFFF" w:themeColor="background1"/>
+                            <w:sz w:val="18"/>
+                            <w:szCs w:val="18"/>
+                          </w:rPr>
+                          <w:t>At St. Andrew’s:</w:t>
+                        </w:r>
+                        <w:r>
+                          <w:rPr>
+                            <w:rFonts w:ascii="Gill Sans Nova Light" w:hAnsi="Gill Sans Nova Light"/>
+                            <w:color w:val="FFFFFF" w:themeColor="background1"/>
+                            <w:sz w:val="18"/>
+                            <w:szCs w:val="18"/>
+                          </w:rPr>
+                          <w:t xml:space="preserve"> Meet in the Garden Chapel at 11:30 am for Station of the Cross on the front lawn prior to the Good Friday liturgy.</w:t>
+                        </w:r>
+                      </w:p>
+                      <w:p>
+                        <w:pPr>
+                          <w:spacing w:after="0" w:line="240" w:lineRule="auto"/>
+                          <w:ind w:left="360" w:right="2678"/>
+                          <w:rPr>
+                            <w:rFonts w:ascii="Gill Sans Nova Light" w:hAnsi="Gill Sans Nova Light"/>
+                            <w:color w:val="FFFFFF" w:themeColor="background1"/>
+                            <w:sz w:val="10"/>
+                            <w:szCs w:val="10"/>
+                          </w:rPr>
+                        </w:pPr>
+                      </w:p>
+                      <w:p>
+                        <w:pPr>
+                          <w:spacing w:after="0" w:line="240" w:lineRule="auto"/>
+                          <w:ind w:left="360" w:right="2678"/>
+                          <w:rPr>
+                            <w:rFonts w:ascii="Gill Sans Nova Medium" w:hAnsi="Gill Sans Nova Medium"/>
+                            <w:color w:val="FFFFFF" w:themeColor="background1"/>
+                          </w:rPr>
+                        </w:pPr>
+                        <w:r>
+                          <w:rPr>
+                            <w:rFonts w:ascii="Gill Sans Nova Medium" w:hAnsi="Gill Sans Nova Medium"/>
+                            <w:color w:val="FFFFFF" w:themeColor="background1"/>
+                          </w:rPr>
+                          <w:t>Good Friday Solemn Liturgy – 12 noon in the Great Hall</w:t>
+                        </w:r>
+                      </w:p>
+                      <w:p>
+                        <w:pPr>
+                          <w:spacing w:line="240" w:lineRule="auto"/>
+                          <w:ind w:left="360" w:right="2678"/>
+                          <w:rPr>
+                            <w:rFonts w:ascii="Gill Sans Nova Light" w:hAnsi="Gill Sans Nova Light"/>
+                            <w:b/>
+                            <w:bCs/>
+                            <w:color w:val="FFFFFF" w:themeColor="background1"/>
+                            <w:sz w:val="18"/>
+                            <w:szCs w:val="18"/>
+                          </w:rPr>
+                        </w:pPr>
+                        <w:r>
+                          <w:rPr>
+                            <w:rFonts w:ascii="Gill Sans Nova Light" w:hAnsi="Gill Sans Nova Light"/>
+                            <w:color w:val="FFFFFF" w:themeColor="background1"/>
+                            <w:sz w:val="18"/>
+                            <w:szCs w:val="18"/>
+                          </w:rPr>
+                          <w:t xml:space="preserve">Good Friday is the solemn remembrance of Christ’s death on the Cross. The service includes the reading of the Passion Gospel from John, the Solemn Collects, a Good Friday sermon, and concludes with veneration of the Cross. </w:t>
+                        </w:r>
+                        <w:r>
+                          <w:rPr>
+                            <w:rFonts w:ascii="Gill Sans Nova Light" w:hAnsi="Gill Sans Nova Light"/>
+                            <w:b/>
+                            <w:bCs/>
+                            <w:color w:val="FFFFFF" w:themeColor="background1"/>
+                            <w:sz w:val="18"/>
+                            <w:szCs w:val="18"/>
+                          </w:rPr>
+                          <w:t>12:00 noon.</w:t>
+                        </w:r>
+                      </w:p>
+                      <w:p>
+                        <w:pPr>
+                          <w:pStyle w:val="InsideCoverHeading"/>
+                        </w:pPr>
+                        <w:r>
+                          <w:t>Good Friday for Families – 5 pm in the Great Hall</w:t>
+                        </w:r>
+                      </w:p>
+                      <w:p>
+                        <w:pPr>
+                          <w:spacing w:line="240" w:lineRule="auto"/>
+                          <w:ind w:left="360" w:right="2678"/>
+                          <w:rPr>
+                            <w:rFonts w:ascii="Gill Sans Nova Light" w:hAnsi="Gill Sans Nova Light"/>
+                            <w:color w:val="FFFFFF" w:themeColor="background1"/>
+                            <w:sz w:val="18"/>
+                            <w:szCs w:val="18"/>
+                          </w:rPr>
+                        </w:pPr>
+                        <w:r>
+                          <w:rPr>
+                            <w:rFonts w:ascii="Gill Sans Nova Light" w:hAnsi="Gill Sans Nova Light"/>
+                            <w:color w:val="FFFFFF" w:themeColor="background1"/>
+                            <w:sz w:val="18"/>
+                            <w:szCs w:val="18"/>
+                          </w:rPr>
+                          <w:t xml:space="preserve">Journey through Holy Week as a family (Palm Sunday through Good Friday) with worship and a shared meal. </w:t>
+                        </w:r>
+                        <w:r>
+                          <w:rPr>
+                            <w:rFonts w:ascii="Gill Sans Nova Light" w:hAnsi="Gill Sans Nova Light"/>
+                            <w:i/>
+                            <w:iCs/>
+                            <w:color w:val="FFFFFF" w:themeColor="background1"/>
+                            <w:sz w:val="18"/>
+                            <w:szCs w:val="18"/>
+                          </w:rPr>
+                          <w:t>Nursery care available for children ages 0–3.</w:t>
+                        </w:r>
+                        <w:r>
+                          <w:rPr>
+                            <w:rFonts w:ascii="Gill Sans Nova Light" w:hAnsi="Gill Sans Nova Light"/>
+                            <w:color w:val="FFFFFF" w:themeColor="background1"/>
+                            <w:sz w:val="18"/>
+                            <w:szCs w:val="18"/>
+                          </w:rPr>
+                          <w:t xml:space="preserve"> </w:t>
+                        </w:r>
+                      </w:p>
+                    </w:txbxContent>
+                  </v:textbox>
+                </v:shape>
+                <v:shapetype id="_x0000_t75" coordsize="21600,21600" o:spt="75" o:preferrelative="t" path="m@4@5l@4@11@9@11@9@5xe" filled="f" stroked="f">
+                  <v:stroke joinstyle="miter"/>
+                  <v:formulas>
+                    <v:f eqn="if lineDrawn pixelLineWidth 0"/>
+                    <v:f eqn="sum @0 1 0"/>
+                    <v:f eqn="sum 0 0 @1"/>
+                    <v:f eqn="prod @2 1 2"/>
+                    <v:f eqn="prod @3 21600 pixelWidth"/>
+                    <v:f eqn="prod @3 21600 pixelHeight"/>
+                    <v:f eqn="sum @0 0 1"/>
+                    <v:f eqn="prod @6 1 2"/>
+                    <v:f eqn="prod @7 21600 pixelWidth"/>
+                    <v:f eqn="sum @8 21600 0"/>
+                    <v:f eqn="prod @7 21600 pixelHeight"/>
+                    <v:f eqn="sum @10 21600 0"/>
+                  </v:formulas>
+                  <v:path o:extrusionok="f" gradientshapeok="t" o:connecttype="rect"/>
+                  <o:lock v:ext="edit" aspectratio="t"/>
+                </v:shapetype>
+                <v:shape id="Picture 8" o:spid="_x0000_s1028" type="#_x0000_t75" style="position:absolute;left:36887;top:2182;width:17926;height:34594;visibility:visible;mso-wrap-style:square" o:gfxdata="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">
+                  <v:imagedata r:id="rId9" o:title="" cropright="32354f"/>
+                </v:shape>
+                <w10:anchorlock/>
+              </v:group>
             </w:pict>
           </mc:Fallback>
         </mc:AlternateContent>
@@ -668,640 +651,428 @@
         <w:rPr>
           <w:noProof/>
         </w:rPr>
-        <w:drawing>
-          <wp:anchor distT="0" distB="0" distL="114300" distR="114300" simplePos="0" relativeHeight="251661312" behindDoc="0" locked="0" layoutInCell="1" allowOverlap="1" wp14:anchorId="03F08EA4" wp14:editId="45481F5C">
-            <wp:simplePos x="0" y="0"/>
-            <wp:positionH relativeFrom="margin">
-              <wp:posOffset>3693636</wp:posOffset>
-            </wp:positionH>
-            <wp:positionV relativeFrom="margin">
-              <wp:posOffset>170974</wp:posOffset>
-            </wp:positionV>
-            <wp:extent cx="1792605" cy="3459480"/>
-            <wp:effectExtent l="0" t="0" r="0" b="0"/>
-            <wp:wrapSquare wrapText="bothSides"/>
-            <wp:docPr id="418304856" name="Picture 8"/>
-            <wp:cNvGraphicFramePr>
-              <a:graphicFrameLocks xmlns:a="http://schemas.openxmlformats.org/drawingml/2006/main" noChangeAspect="1"/>
-            </wp:cNvGraphicFramePr>
-            <a:graphic xmlns:a="http://schemas.openxmlformats.org/drawingml/2006/main">
-              <a:graphicData uri="http://schemas.openxmlformats.org/drawingml/2006/picture">
-                <pic:pic xmlns:pic="http://schemas.openxmlformats.org/drawingml/2006/picture">
-                  <pic:nvPicPr>
-                    <pic:cNvPr id="418304856" name="Picture 418304856"/>
-                    <pic:cNvPicPr/>
-                  </pic:nvPicPr>
-                  <pic:blipFill rotWithShape="1">
-                    <a:blip r:embed="rId8"/>
-                    <a:srcRect r="49368"/>
-                    <a:stretch>
-                      <a:fillRect/>
-                    </a:stretch>
-                  </pic:blipFill>
-                  <pic:spPr bwMode="auto">
-                    <a:xfrm>
-                      <a:off x="0" y="0"/>
-                      <a:ext cx="1792605" cy="3459480"/>
-                    </a:xfrm>
-                    <a:prstGeom prst="rect">
-                      <a:avLst/>
-                    </a:prstGeom>
-                    <a:ln>
-                      <a:noFill/>
-                    </a:ln>
-                    <a:extLst>
-                      <a:ext uri="{53640926-AAD7-44D8-BBD7-CCE9431645EC}">
-                        <a14:shadowObscured xmlns:a14="http://schemas.microsoft.com/office/drawing/2010/main"/>
-                      </a:ext>
-                    </a:extLst>
-                  </pic:spPr>
-                </pic:pic>
-              </a:graphicData>
-            </a:graphic>
-            <wp14:sizeRelH relativeFrom="margin">
-              <wp14:pctWidth>0</wp14:pctWidth>
-            </wp14:sizeRelH>
-            <wp14:sizeRelV relativeFrom="margin">
-              <wp14:pctHeight>0</wp14:pctHeight>
-            </wp14:sizeRelV>
-          </wp:anchor>
-        </w:drawing>
-      </w:r>
-      <w:r>
-        <w:rPr>
-          <w:noProof/>
-        </w:rPr>
         <mc:AlternateContent>
-          <mc:Choice Requires="wps">
+          <mc:Choice Requires="wpg">
             <w:drawing>
-              <wp:anchor distT="0" distB="0" distL="114300" distR="114300" simplePos="0" relativeHeight="251659264" behindDoc="0" locked="0" layoutInCell="1" allowOverlap="1" wp14:anchorId="1157D09E" wp14:editId="743E94A6">
-                <wp:simplePos x="0" y="0"/>
-                <wp:positionH relativeFrom="column">
-                  <wp:posOffset>221456</wp:posOffset>
-                </wp:positionH>
-                <wp:positionV relativeFrom="paragraph">
-                  <wp:posOffset>3971925</wp:posOffset>
-                </wp:positionV>
-                <wp:extent cx="3671570" cy="2884964"/>
+              <wp:inline distT="0" distB="0" distL="0" distR="0" wp14:anchorId="180A6110" wp14:editId="24286484">
+                <wp:extent cx="5486400" cy="2963545"/>
                 <wp:effectExtent l="0" t="0" r="0" b="0"/>
-                <wp:wrapNone/>
-                <wp:docPr id="1976517052" name="Text Box 4"/>
+                <wp:docPr id="715119006" name="Group 4"/>
                 <wp:cNvGraphicFramePr/>
                 <a:graphic xmlns:a="http://schemas.openxmlformats.org/drawingml/2006/main">
-                  <a:graphicData uri="http://schemas.microsoft.com/office/word/2010/wordprocessingShape">
-                    <wps:wsp>
-                      <wps:cNvSpPr txBox="1"/>
-                      <wps:spPr>
+                  <a:graphicData uri="http://schemas.microsoft.com/office/word/2010/wordprocessingGroup">
+                    <wpg:wgp>
+                      <wpg:cNvGrpSpPr/>
+                      <wpg:grpSpPr>
                         <a:xfrm>
                           <a:off x="0" y="0"/>
-                          <a:ext cx="3671570" cy="2884964"/>
+                          <a:ext cx="5486400" cy="2963545"/>
+                          <a:chOff x="0" y="0"/>
+                          <a:chExt cx="5486400" cy="2963545"/>
                         </a:xfrm>
-                        <a:prstGeom prst="rect">
-                          <a:avLst/>
-                        </a:prstGeom>
-                        <a:noFill/>
-                        <a:ln w="6350">
+                      </wpg:grpSpPr>
+                      <pic:pic xmlns:pic="http://schemas.openxmlformats.org/drawingml/2006/picture">
+                        <pic:nvPicPr>
+                          <pic:cNvPr id="360865118" name="Picture 1"/>
+                          <pic:cNvPicPr>
+                            <a:picLocks noChangeAspect="1"/>
+                          </pic:cNvPicPr>
+                        </pic:nvPicPr>
+                        <pic:blipFill rotWithShape="1">
+                          <a:blip r:embed="rId10"/>
+                          <a:srcRect t="17335"/>
+                          <a:stretch>
+                            <a:fillRect/>
+                          </a:stretch>
+                        </pic:blipFill>
+                        <pic:spPr bwMode="auto">
+                          <a:xfrm>
+                            <a:off x="0" y="0"/>
+                            <a:ext cx="5486400" cy="2963545"/>
+                          </a:xfrm>
+                          <a:prstGeom prst="rect">
+                            <a:avLst/>
+                          </a:prstGeom>
+                          <a:ln>
+                            <a:noFill/>
+                          </a:ln>
+                          <a:extLst>
+                            <a:ext uri="{53640926-AAD7-44D8-BBD7-CCE9431645EC}">
+                              <a14:shadowObscured xmlns:a14="http://schemas.microsoft.com/office/drawing/2010/main"/>
+                            </a:ext>
+                          </a:extLst>
+                        </pic:spPr>
+                      </pic:pic>
+                      <wps:wsp>
+                        <wps:cNvPr id="2116291093" name="Text Box 4"/>
+                        <wps:cNvSpPr txBox="1"/>
+                        <wps:spPr>
+                          <a:xfrm>
+                            <a:off x="218209" y="72736"/>
+                            <a:ext cx="3671570" cy="2884964"/>
+                          </a:xfrm>
+                          <a:prstGeom prst="rect">
+                            <a:avLst/>
+                          </a:prstGeom>
                           <a:noFill/>
-                        </a:ln>
-                      </wps:spPr>
-                      <wps:txbx>
-                        <w:txbxContent>
-                          <w:p>
-                            <w:pPr>
-                              <w:spacing w:after="60" w:line="240" w:lineRule="auto"/>
-                              <w:rPr>
-                                <w:rFonts w:ascii="Adobe Garamond Pro" w:hAnsi="Adobe Garamond Pro"/>
-                                <w:sz w:val="48"/>
-                                <w:szCs w:val="48"/>
-                              </w:rPr>
-                            </w:pPr>
-                            <w:r>
-                              <w:rPr>
-                                <w:rFonts w:ascii="Adobe Garamond Pro" w:hAnsi="Adobe Garamond Pro"/>
-                                <w:sz w:val="48"/>
-                                <w:szCs w:val="48"/>
-                              </w:rPr>
-                              <w:t>EASTER DAY</w:t>
-                            </w:r>
-                          </w:p>
-                          <w:p>
-                            <w:pPr>
-                              <w:tabs>
-                                <w:tab w:val="left" w:pos="2080"/>
-                              </w:tabs>
-                              <w:autoSpaceDE w:val="0"/>
-                              <w:autoSpaceDN w:val="0"/>
-                              <w:adjustRightInd w:val="0"/>
-                              <w:spacing w:after="60" w:line="240" w:lineRule="auto"/>
-                              <w:rPr>
-                                <w:rFonts w:ascii="Gill Sans Nova Medium" w:hAnsi="Gill Sans Nova Medium" w:cs="Gill Sans"/>
-                                <w:color w:val="000000"/>
-                              </w:rPr>
-                            </w:pPr>
-                            <w:r>
-                              <w:rPr>
-                                <w:rFonts w:ascii="Gill Sans Nova Medium" w:hAnsi="Gill Sans Nova Medium" w:cs="Gill Sans"/>
-                                <w:color w:val="000000"/>
-                              </w:rPr>
-                              <w:t xml:space="preserve">Easter Sunrise - 6:30 am at the Garden Chapel </w:t>
-                            </w:r>
-                          </w:p>
-                          <w:p>
-                            <w:pPr>
-                              <w:tabs>
-                                <w:tab w:val="left" w:pos="2080"/>
-                                <w:tab w:val="right" w:pos="8470"/>
-                              </w:tabs>
-                              <w:autoSpaceDE w:val="0"/>
-                              <w:autoSpaceDN w:val="0"/>
-                              <w:adjustRightInd w:val="0"/>
-                              <w:spacing w:line="216" w:lineRule="auto"/>
-                              <w:ind w:right="10"/>
-                              <w:jc w:val="both"/>
-                              <w:rPr>
-                                <w:rFonts w:ascii="Gill Sans Nova Light" w:hAnsi="Gill Sans Nova Light" w:cs="Gill Sans Nova Light"/>
-                                <w:i/>
-                                <w:iCs/>
-                                <w:color w:val="000000"/>
-                                <w:sz w:val="20"/>
-                                <w:szCs w:val="20"/>
-                              </w:rPr>
-                            </w:pPr>
-                            <w:r>
-                              <w:rPr>
-                                <w:rFonts w:ascii="Gill Sans Nova Light" w:hAnsi="Gill Sans Nova Light" w:cs="Gill Sans Nova Light"/>
-                                <w:color w:val="000000"/>
-                                <w:sz w:val="20"/>
-                                <w:szCs w:val="20"/>
-                              </w:rPr>
-                              <w:t xml:space="preserve">With elements of the Easter vigil, including the new fire, accompanied by acoustic music, this beautiful liturgy will begin while it is mostly dark and end in the full brightness of Easter morning. The Easter Sunrise service takes place at the outdoor Garden Chapel (on the front lawn). </w:t>
-                            </w:r>
-                            <w:r>
-                              <w:rPr>
-                                <w:rFonts w:ascii="Gill Sans Nova Light" w:hAnsi="Gill Sans Nova Light" w:cs="Gill Sans Nova Light"/>
-                                <w:i/>
-                                <w:iCs/>
-                                <w:color w:val="000000"/>
-                                <w:sz w:val="20"/>
-                                <w:szCs w:val="20"/>
-                              </w:rPr>
-                              <w:t xml:space="preserve">In case of rain, service </w:t>
-                            </w:r>
-                            <w:r>
-                              <w:rPr>
-                                <w:rFonts w:ascii="Gill Sans Nova Light" w:hAnsi="Gill Sans Nova Light" w:cs="Gill Sans Nova Light"/>
-                                <w:i/>
-                                <w:iCs/>
-                                <w:color w:val="000000"/>
-                                <w:sz w:val="20"/>
-                                <w:szCs w:val="20"/>
-                              </w:rPr>
-                              <w:t>will be cancelled – check online</w:t>
-                            </w:r>
-                            <w:r>
-                              <w:rPr>
-                                <w:rFonts w:ascii="Gill Sans Nova Light" w:hAnsi="Gill Sans Nova Light" w:cs="Gill Sans Nova Light"/>
-                                <w:i/>
-                                <w:iCs/>
-                                <w:color w:val="000000"/>
-                                <w:sz w:val="20"/>
-                                <w:szCs w:val="20"/>
-                              </w:rPr>
-                              <w:t>.</w:t>
-                            </w:r>
-                          </w:p>
-                          <w:p>
-                            <w:pPr>
-                              <w:tabs>
-                                <w:tab w:val="left" w:pos="2080"/>
-                              </w:tabs>
-                              <w:autoSpaceDE w:val="0"/>
-                              <w:autoSpaceDN w:val="0"/>
-                              <w:adjustRightInd w:val="0"/>
-                              <w:spacing w:after="60" w:line="240" w:lineRule="auto"/>
-                              <w:rPr>
-                                <w:rFonts w:ascii="Gill Sans Nova Medium" w:hAnsi="Gill Sans Nova Medium" w:cs="Gill Sans"/>
-                                <w:color w:val="000000"/>
-                              </w:rPr>
-                            </w:pPr>
-                            <w:r>
-                              <w:rPr>
-                                <w:rFonts w:ascii="Gill Sans Nova Medium" w:hAnsi="Gill Sans Nova Medium" w:cs="Gill Sans"/>
-                                <w:color w:val="000000"/>
-                              </w:rPr>
-                              <w:t>The Great Easter Egg Hunt - 10 am (between services)</w:t>
-                            </w:r>
-                          </w:p>
-                          <w:p>
-                            <w:pPr>
-                              <w:tabs>
-                                <w:tab w:val="left" w:pos="2080"/>
-                                <w:tab w:val="right" w:pos="8470"/>
-                              </w:tabs>
-                              <w:autoSpaceDE w:val="0"/>
-                              <w:autoSpaceDN w:val="0"/>
-                              <w:adjustRightInd w:val="0"/>
-                              <w:spacing w:line="216" w:lineRule="auto"/>
-                              <w:ind w:right="10"/>
-                              <w:jc w:val="both"/>
-                              <w:rPr>
-                                <w:rFonts w:ascii="Gill Sans Nova Light" w:hAnsi="Gill Sans Nova Light" w:cs="Gill Sans Nova Light"/>
-                                <w:color w:val="000000"/>
-                                <w:sz w:val="20"/>
-                                <w:szCs w:val="20"/>
-                              </w:rPr>
-                            </w:pPr>
-                            <w:r>
-                              <w:rPr>
-                                <w:rFonts w:ascii="Gill Sans Nova Light" w:hAnsi="Gill Sans Nova Light" w:cs="Gill Sans Nova Light"/>
-                                <w:color w:val="000000"/>
-                                <w:sz w:val="20"/>
-                                <w:szCs w:val="20"/>
-                              </w:rPr>
-                              <w:t>The “Great Hunt” will hop into action at 10 am in the front lawn. Don’t forget to bring your Easter baskets to collect all those eggs!</w:t>
-                            </w:r>
-                          </w:p>
-                          <w:p>
-                            <w:pPr>
-                              <w:tabs>
-                                <w:tab w:val="left" w:pos="2080"/>
-                              </w:tabs>
-                              <w:autoSpaceDE w:val="0"/>
-                              <w:autoSpaceDN w:val="0"/>
-                              <w:adjustRightInd w:val="0"/>
-                              <w:spacing w:after="60" w:line="240" w:lineRule="auto"/>
-                              <w:rPr>
-                                <w:rFonts w:ascii="Gill Sans Nova Medium" w:hAnsi="Gill Sans Nova Medium" w:cs="Gill Sans"/>
-                                <w:color w:val="000000"/>
-                              </w:rPr>
-                            </w:pPr>
-                            <w:r>
-                              <w:rPr>
-                                <w:rFonts w:ascii="Gill Sans Nova Medium" w:hAnsi="Gill Sans Nova Medium" w:cs="Gill Sans"/>
-                                <w:color w:val="000000"/>
-                              </w:rPr>
-                              <w:t>Easter Day Services - 8 am, 9 am and 11 am</w:t>
-                            </w:r>
-                          </w:p>
-                          <w:p>
-                            <w:pPr>
-                              <w:rPr>
-                                <w:rFonts w:ascii="Gill Sans Nova Light" w:hAnsi="Gill Sans Nova Light"/>
-                              </w:rPr>
-                            </w:pPr>
-                            <w:r>
-                              <w:rPr>
-                                <w:rFonts w:ascii="Gill Sans Nova Light" w:hAnsi="Gill Sans Nova Light" w:cs="Gill Sans"/>
-                                <w:color w:val="000000"/>
-                                <w:sz w:val="20"/>
-                                <w:szCs w:val="20"/>
-                              </w:rPr>
-                              <w:t>The joy-filled celebration of Christ’s resurrection on Easter morning.</w:t>
-                            </w:r>
-                          </w:p>
-                        </w:txbxContent>
-                      </wps:txbx>
-                      <wps:bodyPr rot="0" spcFirstLastPara="0" vertOverflow="overflow" horzOverflow="overflow" vert="horz" wrap="square" lIns="91440" tIns="45720" rIns="91440" bIns="45720" numCol="1" spcCol="0" rtlCol="0" fromWordArt="0" anchor="t" anchorCtr="0" forceAA="0" compatLnSpc="1">
-                        <a:prstTxWarp prst="textNoShape">
-                          <a:avLst/>
-                        </a:prstTxWarp>
-                        <a:noAutofit/>
-                      </wps:bodyPr>
-                    </wps:wsp>
+                          <a:ln w="6350">
+                            <a:noFill/>
+                          </a:ln>
+                        </wps:spPr>
+                        <wps:txbx>
+                          <w:txbxContent>
+                            <w:p>
+                              <w:pPr>
+                                <w:spacing w:after="60" w:line="240" w:lineRule="auto"/>
+                                <w:rPr>
+                                  <w:rFonts w:ascii="Adobe Garamond Pro" w:hAnsi="Adobe Garamond Pro"/>
+                                  <w:sz w:val="48"/>
+                                  <w:szCs w:val="48"/>
+                                </w:rPr>
+                              </w:pPr>
+                              <w:r>
+                                <w:rPr>
+                                  <w:rFonts w:ascii="Adobe Garamond Pro" w:hAnsi="Adobe Garamond Pro"/>
+                                  <w:sz w:val="48"/>
+                                  <w:szCs w:val="48"/>
+                                </w:rPr>
+                                <w:t>EASTER DAY</w:t>
+                              </w:r>
+                            </w:p>
+                            <w:p>
+                              <w:pPr>
+                                <w:pStyle w:val="InsideCoverHeadingBlack"/>
+                              </w:pPr>
+                              <w:r>
+                                <w:t xml:space="preserve">Easter Sunrise - 6:30 am at the Garden Chapel </w:t>
+                              </w:r>
+                            </w:p>
+                            <w:p>
+                              <w:pPr>
+                                <w:tabs>
+                                  <w:tab w:val="left" w:pos="2080"/>
+                                  <w:tab w:val="right" w:pos="8470"/>
+                                </w:tabs>
+                                <w:autoSpaceDE w:val="0"/>
+                                <w:autoSpaceDN w:val="0"/>
+                                <w:adjustRightInd w:val="0"/>
+                                <w:spacing w:line="216" w:lineRule="auto"/>
+                                <w:ind w:right="10"/>
+                                <w:jc w:val="both"/>
+                                <w:rPr>
+                                  <w:rFonts w:ascii="Gill Sans Nova Light" w:hAnsi="Gill Sans Nova Light" w:cs="Gill Sans Nova Light"/>
+                                  <w:i/>
+                                  <w:iCs/>
+                                  <w:color w:val="000000"/>
+                                  <w:sz w:val="20"/>
+                                  <w:szCs w:val="20"/>
+                                </w:rPr>
+                              </w:pPr>
+                              <w:r>
+                                <w:rPr>
+                                  <w:rFonts w:ascii="Gill Sans Nova Light" w:hAnsi="Gill Sans Nova Light" w:cs="Gill Sans Nova Light"/>
+                                  <w:color w:val="000000"/>
+                                  <w:sz w:val="20"/>
+                                  <w:szCs w:val="20"/>
+                                </w:rPr>
+                                <w:t xml:space="preserve">With elements of the Easter vigil, including the new fire, accompanied by acoustic music, this beautiful liturgy will begin while it is mostly dark and end in the full brightness of Easter morning. The Easter Sunrise service takes place at the outdoor Garden Chapel (on the front lawn). </w:t>
+                              </w:r>
+                              <w:r>
+                                <w:rPr>
+                                  <w:rFonts w:ascii="Gill Sans Nova Light" w:hAnsi="Gill Sans Nova Light" w:cs="Gill Sans Nova Light"/>
+                                  <w:i/>
+                                  <w:iCs/>
+                                  <w:color w:val="000000"/>
+                                  <w:sz w:val="20"/>
+                                  <w:szCs w:val="20"/>
+                                </w:rPr>
+                                <w:t xml:space="preserve">In case of rain, service </w:t>
+                              </w:r>
+                              <w:r>
+                                <w:rPr>
+                                  <w:rFonts w:ascii="Gill Sans Nova Light" w:hAnsi="Gill Sans Nova Light" w:cs="Gill Sans Nova Light"/>
+                                  <w:i/>
+                                  <w:iCs/>
+                                  <w:color w:val="000000"/>
+                                  <w:sz w:val="20"/>
+                                  <w:szCs w:val="20"/>
+                                </w:rPr>
+                                <w:t>will be cancelled – check online</w:t>
+                              </w:r>
+                              <w:r>
+                                <w:rPr>
+                                  <w:rFonts w:ascii="Gill Sans Nova Light" w:hAnsi="Gill Sans Nova Light" w:cs="Gill Sans Nova Light"/>
+                                  <w:i/>
+                                  <w:iCs/>
+                                  <w:color w:val="000000"/>
+                                  <w:sz w:val="20"/>
+                                  <w:szCs w:val="20"/>
+                                </w:rPr>
+                                <w:t>.</w:t>
+                              </w:r>
+                            </w:p>
+                            <w:p>
+                              <w:pPr>
+                                <w:pStyle w:val="InsideCoverHeadingBlack"/>
+                              </w:pPr>
+                              <w:r>
+                                <w:t>The Great Easter Egg Hunt - 10 am (between services)</w:t>
+                              </w:r>
+                            </w:p>
+                            <w:p>
+                              <w:pPr>
+                                <w:tabs>
+                                  <w:tab w:val="left" w:pos="2080"/>
+                                  <w:tab w:val="right" w:pos="8470"/>
+                                </w:tabs>
+                                <w:autoSpaceDE w:val="0"/>
+                                <w:autoSpaceDN w:val="0"/>
+                                <w:adjustRightInd w:val="0"/>
+                                <w:spacing w:line="216" w:lineRule="auto"/>
+                                <w:ind w:right="10"/>
+                                <w:jc w:val="both"/>
+                                <w:rPr>
+                                  <w:rFonts w:ascii="Gill Sans Nova Light" w:hAnsi="Gill Sans Nova Light" w:cs="Gill Sans Nova Light"/>
+                                  <w:color w:val="000000"/>
+                                  <w:sz w:val="20"/>
+                                  <w:szCs w:val="20"/>
+                                </w:rPr>
+                              </w:pPr>
+                              <w:r>
+                                <w:rPr>
+                                  <w:rFonts w:ascii="Gill Sans Nova Light" w:hAnsi="Gill Sans Nova Light" w:cs="Gill Sans Nova Light"/>
+                                  <w:color w:val="000000"/>
+                                  <w:sz w:val="20"/>
+                                  <w:szCs w:val="20"/>
+                                </w:rPr>
+                                <w:t>The “Great Hunt” will hop into action at 10 am in the front lawn. Don’t forget to bring your Easter baskets to collect all those eggs!</w:t>
+                              </w:r>
+                            </w:p>
+                            <w:p>
+                              <w:pPr>
+                                <w:pStyle w:val="InsideCoverHeadingBlack"/>
+                              </w:pPr>
+                              <w:r>
+                                <w:t xml:space="preserve">Easter Day Services - 8 am, 9 am </w:t>
+                              </w:r>
+                              <w:r>
+                                <w:t>and</w:t>
+                              </w:r>
+                              <w:r>
+                                <w:t xml:space="preserve"> 11 am</w:t>
+                              </w:r>
+                            </w:p>
+                            <w:p>
+                              <w:pPr>
+                                <w:rPr>
+                                  <w:rFonts w:ascii="Gill Sans Nova Light" w:hAnsi="Gill Sans Nova Light"/>
+                                </w:rPr>
+                              </w:pPr>
+                              <w:r>
+                                <w:rPr>
+                                  <w:rFonts w:ascii="Gill Sans Nova Light" w:hAnsi="Gill Sans Nova Light" w:cs="Gill Sans"/>
+                                  <w:color w:val="000000"/>
+                                  <w:sz w:val="20"/>
+                                  <w:szCs w:val="20"/>
+                                </w:rPr>
+                                <w:t>The joy-filled celebration of Christ’s resurrection on Easter morning.</w:t>
+                              </w:r>
+                            </w:p>
+                          </w:txbxContent>
+                        </wps:txbx>
+                        <wps:bodyPr rot="0" spcFirstLastPara="0" vertOverflow="overflow" horzOverflow="overflow" vert="horz" wrap="square" lIns="91440" tIns="45720" rIns="91440" bIns="45720" numCol="1" spcCol="0" rtlCol="0" fromWordArt="0" anchor="t" anchorCtr="0" forceAA="0" compatLnSpc="1">
+                          <a:prstTxWarp prst="textNoShape">
+                            <a:avLst/>
+                          </a:prstTxWarp>
+                          <a:noAutofit/>
+                        </wps:bodyPr>
+                      </wps:wsp>
+                    </wpg:wgp>
                   </a:graphicData>
                 </a:graphic>
-                <wp14:sizeRelV relativeFrom="margin">
-                  <wp14:pctHeight>0</wp14:pctHeight>
-                </wp14:sizeRelV>
-              </wp:anchor>
+              </wp:inline>
             </w:drawing>
           </mc:Choice>
           <mc:Fallback>
             <w:pict>
-              <v:shape w14:anchorId="1157D09E" id="Text Box 4" o:spid="_x0000_s1027" type="#_x0000_t202" style="position:absolute;left:0;text-align:left;margin-left:17.45pt;margin-top:312.75pt;width:289.1pt;height:227.15pt;z-index:251659264;visibility:visible;mso-wrap-style:square;mso-height-percent:0;mso-wrap-distance-left:9pt;mso-wrap-distance-top:0;mso-wrap-distance-right:9pt;mso-wrap-distance-bottom:0;mso-position-horizontal:absolute;mso-position-horizontal-relative:text;mso-position-vertical:absolute;mso-position-vertical-relative:text;mso-height-percent:0;mso-height-relative:margin;v-text-anchor:top" o:gfxdata="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" filled="f" stroked="f" strokeweight=".5pt">
-                <v:textbox>
-                  <w:txbxContent>
-                    <w:p>
-                      <w:pPr>
-                        <w:spacing w:after="60" w:line="240" w:lineRule="auto"/>
-                        <w:rPr>
-                          <w:rFonts w:ascii="Adobe Garamond Pro" w:hAnsi="Adobe Garamond Pro"/>
-                          <w:sz w:val="48"/>
-                          <w:szCs w:val="48"/>
-                        </w:rPr>
-                      </w:pPr>
-                      <w:r>
-                        <w:rPr>
-                          <w:rFonts w:ascii="Adobe Garamond Pro" w:hAnsi="Adobe Garamond Pro"/>
-                          <w:sz w:val="48"/>
-                          <w:szCs w:val="48"/>
-                        </w:rPr>
-                        <w:t>EASTER DAY</w:t>
-                      </w:r>
-                    </w:p>
-                    <w:p>
-                      <w:pPr>
-                        <w:tabs>
-                          <w:tab w:val="left" w:pos="2080"/>
-                        </w:tabs>
-                        <w:autoSpaceDE w:val="0"/>
-                        <w:autoSpaceDN w:val="0"/>
-                        <w:adjustRightInd w:val="0"/>
-                        <w:spacing w:after="60" w:line="240" w:lineRule="auto"/>
-                        <w:rPr>
-                          <w:rFonts w:ascii="Gill Sans Nova Medium" w:hAnsi="Gill Sans Nova Medium" w:cs="Gill Sans"/>
-                          <w:color w:val="000000"/>
-                        </w:rPr>
-                      </w:pPr>
-                      <w:r>
-                        <w:rPr>
-                          <w:rFonts w:ascii="Gill Sans Nova Medium" w:hAnsi="Gill Sans Nova Medium" w:cs="Gill Sans"/>
-                          <w:color w:val="000000"/>
-                        </w:rPr>
-                        <w:t xml:space="preserve">Easter Sunrise - 6:30 am at the Garden Chapel </w:t>
-                      </w:r>
-                    </w:p>
-                    <w:p>
-                      <w:pPr>
-                        <w:tabs>
-                          <w:tab w:val="left" w:pos="2080"/>
-                          <w:tab w:val="right" w:pos="8470"/>
-                        </w:tabs>
-                        <w:autoSpaceDE w:val="0"/>
-                        <w:autoSpaceDN w:val="0"/>
-                        <w:adjustRightInd w:val="0"/>
-                        <w:spacing w:line="216" w:lineRule="auto"/>
-                        <w:ind w:right="10"/>
-                        <w:jc w:val="both"/>
-                        <w:rPr>
-                          <w:rFonts w:ascii="Gill Sans Nova Light" w:hAnsi="Gill Sans Nova Light" w:cs="Gill Sans Nova Light"/>
-                          <w:i/>
-                          <w:iCs/>
-                          <w:color w:val="000000"/>
-                          <w:sz w:val="20"/>
-                          <w:szCs w:val="20"/>
-                        </w:rPr>
-                      </w:pPr>
-                      <w:r>
-                        <w:rPr>
-                          <w:rFonts w:ascii="Gill Sans Nova Light" w:hAnsi="Gill Sans Nova Light" w:cs="Gill Sans Nova Light"/>
-                          <w:color w:val="000000"/>
-                          <w:sz w:val="20"/>
-                          <w:szCs w:val="20"/>
-                        </w:rPr>
-                        <w:t xml:space="preserve">With </w:t>
-                      </w:r>
-                      <w:r>
-                        <w:rPr>
-                          <w:rFonts w:ascii="Gill Sans Nova Light" w:hAnsi="Gill Sans Nova Light" w:cs="Gill Sans Nova Light"/>
-                          <w:color w:val="000000"/>
-                          <w:sz w:val="20"/>
-                          <w:szCs w:val="20"/>
-                        </w:rPr>
-                        <w:t xml:space="preserve">elements of the Easter vigil, including the new fire, </w:t>
-                      </w:r>
-                      <w:r>
-                        <w:rPr>
-                          <w:rFonts w:ascii="Gill Sans Nova Light" w:hAnsi="Gill Sans Nova Light" w:cs="Gill Sans Nova Light"/>
-                          <w:color w:val="000000"/>
-                          <w:sz w:val="20"/>
-                          <w:szCs w:val="20"/>
-                        </w:rPr>
-                        <w:t>a</w:t>
-                      </w:r>
-                      <w:r>
-                        <w:rPr>
-                          <w:rFonts w:ascii="Gill Sans Nova Light" w:hAnsi="Gill Sans Nova Light" w:cs="Gill Sans Nova Light"/>
-                          <w:color w:val="000000"/>
-                          <w:sz w:val="20"/>
-                          <w:szCs w:val="20"/>
-                        </w:rPr>
-                        <w:t xml:space="preserve">ccompanied by acoustic </w:t>
-                      </w:r>
-                      <w:r>
-                        <w:rPr>
-                          <w:rFonts w:ascii="Gill Sans Nova Light" w:hAnsi="Gill Sans Nova Light" w:cs="Gill Sans Nova Light"/>
-                          <w:color w:val="000000"/>
-                          <w:sz w:val="20"/>
-                          <w:szCs w:val="20"/>
-                        </w:rPr>
-                        <w:t xml:space="preserve">music, this beautiful </w:t>
-                      </w:r>
-                      <w:r>
-                        <w:rPr>
-                          <w:rFonts w:ascii="Gill Sans Nova Light" w:hAnsi="Gill Sans Nova Light" w:cs="Gill Sans Nova Light"/>
-                          <w:color w:val="000000"/>
-                          <w:sz w:val="20"/>
-                          <w:szCs w:val="20"/>
-                        </w:rPr>
-                        <w:t>liturgy</w:t>
-                      </w:r>
-                      <w:r>
-                        <w:rPr>
-                          <w:rFonts w:ascii="Gill Sans Nova Light" w:hAnsi="Gill Sans Nova Light" w:cs="Gill Sans Nova Light"/>
-                          <w:color w:val="000000"/>
-                          <w:sz w:val="20"/>
-                          <w:szCs w:val="20"/>
-                        </w:rPr>
-                        <w:t xml:space="preserve"> will begin while it is mostly dark and end in the full brightness of Easter morning. The Easter Sunrise service takes place at the outdoor Garden Chapel (on the front lawn). </w:t>
-                      </w:r>
-                      <w:r>
-                        <w:rPr>
-                          <w:rFonts w:ascii="Gill Sans Nova Light" w:hAnsi="Gill Sans Nova Light" w:cs="Gill Sans Nova Light"/>
-                          <w:i/>
-                          <w:iCs/>
-                          <w:color w:val="000000"/>
-                          <w:sz w:val="20"/>
-                          <w:szCs w:val="20"/>
-                        </w:rPr>
-                        <w:t xml:space="preserve">In case of rain, service </w:t>
-                      </w:r>
-                      <w:r>
-                        <w:rPr>
-                          <w:rFonts w:ascii="Gill Sans Nova Light" w:hAnsi="Gill Sans Nova Light" w:cs="Gill Sans Nova Light"/>
-                          <w:i/>
-                          <w:iCs/>
-                          <w:color w:val="000000"/>
-                          <w:sz w:val="20"/>
-                          <w:szCs w:val="20"/>
-                        </w:rPr>
-                        <w:t>will be cancelled – check online</w:t>
-                      </w:r>
-                      <w:r>
-                        <w:rPr>
-                          <w:rFonts w:ascii="Gill Sans Nova Light" w:hAnsi="Gill Sans Nova Light" w:cs="Gill Sans Nova Light"/>
-                          <w:i/>
-                          <w:iCs/>
-                          <w:color w:val="000000"/>
-                          <w:sz w:val="20"/>
-                          <w:szCs w:val="20"/>
-                        </w:rPr>
-                        <w:t>.</w:t>
-                      </w:r>
-                    </w:p>
-                    <w:p>
-                      <w:pPr>
-                        <w:tabs>
-                          <w:tab w:val="left" w:pos="2080"/>
-                        </w:tabs>
-                        <w:autoSpaceDE w:val="0"/>
-                        <w:autoSpaceDN w:val="0"/>
-                        <w:adjustRightInd w:val="0"/>
-                        <w:spacing w:after="60" w:line="240" w:lineRule="auto"/>
-                        <w:rPr>
-                          <w:rFonts w:ascii="Gill Sans Nova Medium" w:hAnsi="Gill Sans Nova Medium" w:cs="Gill Sans"/>
-                          <w:color w:val="000000"/>
-                        </w:rPr>
-                      </w:pPr>
-                      <w:r>
-                        <w:rPr>
-                          <w:rFonts w:ascii="Gill Sans Nova Medium" w:hAnsi="Gill Sans Nova Medium" w:cs="Gill Sans"/>
-                          <w:color w:val="000000"/>
-                        </w:rPr>
-                        <w:t>The Great Easter Egg Hunt - 10 am (between services)</w:t>
-                      </w:r>
-                    </w:p>
-                    <w:p>
-                      <w:pPr>
-                        <w:tabs>
-                          <w:tab w:val="left" w:pos="2080"/>
-                          <w:tab w:val="right" w:pos="8470"/>
-                        </w:tabs>
-                        <w:autoSpaceDE w:val="0"/>
-                        <w:autoSpaceDN w:val="0"/>
-                        <w:adjustRightInd w:val="0"/>
-                        <w:spacing w:line="216" w:lineRule="auto"/>
-                        <w:ind w:right="10"/>
-                        <w:jc w:val="both"/>
-                        <w:rPr>
-                          <w:rFonts w:ascii="Gill Sans Nova Light" w:hAnsi="Gill Sans Nova Light" w:cs="Gill Sans Nova Light"/>
-                          <w:color w:val="000000"/>
-                          <w:sz w:val="20"/>
-                          <w:szCs w:val="20"/>
-                        </w:rPr>
-                      </w:pPr>
-                      <w:r>
-                        <w:rPr>
-                          <w:rFonts w:ascii="Gill Sans Nova Light" w:hAnsi="Gill Sans Nova Light" w:cs="Gill Sans Nova Light"/>
-                          <w:color w:val="000000"/>
-                          <w:sz w:val="20"/>
-                          <w:szCs w:val="20"/>
-                        </w:rPr>
-                        <w:t>The “Great Hunt” will hop into action at 10 am in the front lawn. Don’t forget to bring your Easter baskets to collect all those eggs!</w:t>
-                      </w:r>
-                    </w:p>
-                    <w:p>
-                      <w:pPr>
-                        <w:tabs>
-                          <w:tab w:val="left" w:pos="2080"/>
-                        </w:tabs>
-                        <w:autoSpaceDE w:val="0"/>
-                        <w:autoSpaceDN w:val="0"/>
-                        <w:adjustRightInd w:val="0"/>
-                        <w:spacing w:after="60" w:line="240" w:lineRule="auto"/>
-                        <w:rPr>
-                          <w:rFonts w:ascii="Gill Sans Nova Medium" w:hAnsi="Gill Sans Nova Medium" w:cs="Gill Sans"/>
-                          <w:color w:val="000000"/>
-                        </w:rPr>
-                      </w:pPr>
-                      <w:r>
-                        <w:rPr>
-                          <w:rFonts w:ascii="Gill Sans Nova Medium" w:hAnsi="Gill Sans Nova Medium" w:cs="Gill Sans"/>
-                          <w:color w:val="000000"/>
-                        </w:rPr>
-                        <w:t>Easter Day Services - 8 am, 9 am and 11 am</w:t>
-                      </w:r>
-                    </w:p>
-                    <w:p>
-                      <w:pPr>
-                        <w:rPr>
-                          <w:rFonts w:ascii="Gill Sans Nova Light" w:hAnsi="Gill Sans Nova Light"/>
-                        </w:rPr>
-                      </w:pPr>
-                      <w:r>
-                        <w:rPr>
-                          <w:rFonts w:ascii="Gill Sans Nova Light" w:hAnsi="Gill Sans Nova Light" w:cs="Gill Sans"/>
-                          <w:color w:val="000000"/>
-                          <w:sz w:val="20"/>
-                          <w:szCs w:val="20"/>
-                        </w:rPr>
-                        <w:t>The joy-filled celebration of Christ’s resurrection on Easter morning.</w:t>
-                      </w:r>
-                    </w:p>
-                  </w:txbxContent>
-                </v:textbox>
-              </v:shape>
+              <v:group w14:anchorId="180A6110" id="Group 4" o:spid="_x0000_s1029" style="width:6in;height:233.35pt;mso-position-horizontal-relative:char;mso-position-vertical-relative:line" coordsize="54864,29635" o:gfxdata="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">
+                <v:shape id="Picture 1" o:spid="_x0000_s1030" type="#_x0000_t75" style="position:absolute;width:54864;height:29635;visibility:visible;mso-wrap-style:square" o:gfxdata="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">
+                  <v:imagedata r:id="rId11" o:title="" croptop="11361f"/>
+                </v:shape>
+                <v:shape id="Text Box 4" o:spid="_x0000_s1031" type="#_x0000_t202" style="position:absolute;left:2182;top:727;width:36715;height:28850;visibility:visible;mso-wrap-style:square;v-text-anchor:top" o:gfxdata="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" filled="f" stroked="f" strokeweight=".5pt">
+                  <v:textbox>
+                    <w:txbxContent>
+                      <w:p>
+                        <w:pPr>
+                          <w:spacing w:after="60" w:line="240" w:lineRule="auto"/>
+                          <w:rPr>
+                            <w:rFonts w:ascii="Adobe Garamond Pro" w:hAnsi="Adobe Garamond Pro"/>
+                            <w:sz w:val="48"/>
+                            <w:szCs w:val="48"/>
+                          </w:rPr>
+                        </w:pPr>
+                        <w:r>
+                          <w:rPr>
+                            <w:rFonts w:ascii="Adobe Garamond Pro" w:hAnsi="Adobe Garamond Pro"/>
+                            <w:sz w:val="48"/>
+                            <w:szCs w:val="48"/>
+                          </w:rPr>
+                          <w:t>EASTER DAY</w:t>
+                        </w:r>
+                      </w:p>
+                      <w:p>
+                        <w:pPr>
+                          <w:pStyle w:val="InsideCoverHeadingBlack"/>
+                        </w:pPr>
+                        <w:r>
+                          <w:t xml:space="preserve">Easter Sunrise - 6:30 am at the Garden Chapel </w:t>
+                        </w:r>
+                      </w:p>
+                      <w:p>
+                        <w:pPr>
+                          <w:tabs>
+                            <w:tab w:val="left" w:pos="2080"/>
+                            <w:tab w:val="right" w:pos="8470"/>
+                          </w:tabs>
+                          <w:autoSpaceDE w:val="0"/>
+                          <w:autoSpaceDN w:val="0"/>
+                          <w:adjustRightInd w:val="0"/>
+                          <w:spacing w:line="216" w:lineRule="auto"/>
+                          <w:ind w:right="10"/>
+                          <w:jc w:val="both"/>
+                          <w:rPr>
+                            <w:rFonts w:ascii="Gill Sans Nova Light" w:hAnsi="Gill Sans Nova Light" w:cs="Gill Sans Nova Light"/>
+                            <w:i/>
+                            <w:iCs/>
+                            <w:color w:val="000000"/>
+                            <w:sz w:val="20"/>
+                            <w:szCs w:val="20"/>
+                          </w:rPr>
+                        </w:pPr>
+                        <w:r>
+                          <w:rPr>
+                            <w:rFonts w:ascii="Gill Sans Nova Light" w:hAnsi="Gill Sans Nova Light" w:cs="Gill Sans Nova Light"/>
+                            <w:color w:val="000000"/>
+                            <w:sz w:val="20"/>
+                            <w:szCs w:val="20"/>
+                          </w:rPr>
+                          <w:t xml:space="preserve">With elements of the Easter vigil, including the new fire, accompanied by acoustic music, this beautiful liturgy will begin while it is mostly dark and end in the full brightness of Easter morning. The Easter Sunrise service takes place at the outdoor Garden Chapel (on the front lawn). </w:t>
+                        </w:r>
+                        <w:r>
+                          <w:rPr>
+                            <w:rFonts w:ascii="Gill Sans Nova Light" w:hAnsi="Gill Sans Nova Light" w:cs="Gill Sans Nova Light"/>
+                            <w:i/>
+                            <w:iCs/>
+                            <w:color w:val="000000"/>
+                            <w:sz w:val="20"/>
+                            <w:szCs w:val="20"/>
+                          </w:rPr>
+                          <w:t xml:space="preserve">In case of rain, service </w:t>
+                        </w:r>
+                        <w:r>
+                          <w:rPr>
+                            <w:rFonts w:ascii="Gill Sans Nova Light" w:hAnsi="Gill Sans Nova Light" w:cs="Gill Sans Nova Light"/>
+                            <w:i/>
+                            <w:iCs/>
+                            <w:color w:val="000000"/>
+                            <w:sz w:val="20"/>
+                            <w:szCs w:val="20"/>
+                          </w:rPr>
+                          <w:t>will be cancelled – check online</w:t>
+                        </w:r>
+                        <w:r>
+                          <w:rPr>
+                            <w:rFonts w:ascii="Gill Sans Nova Light" w:hAnsi="Gill Sans Nova Light" w:cs="Gill Sans Nova Light"/>
+                            <w:i/>
+                            <w:iCs/>
+                            <w:color w:val="000000"/>
+                            <w:sz w:val="20"/>
+                            <w:szCs w:val="20"/>
+                          </w:rPr>
+                          <w:t>.</w:t>
+                        </w:r>
+                      </w:p>
+                      <w:p>
+                        <w:pPr>
+                          <w:pStyle w:val="InsideCoverHeadingBlack"/>
+                        </w:pPr>
+                        <w:r>
+                          <w:t>The Great Easter Egg Hunt - 10 am (between services)</w:t>
+                        </w:r>
+                      </w:p>
+                      <w:p>
+                        <w:pPr>
+                          <w:tabs>
+                            <w:tab w:val="left" w:pos="2080"/>
+                            <w:tab w:val="right" w:pos="8470"/>
+                          </w:tabs>
+                          <w:autoSpaceDE w:val="0"/>
+                          <w:autoSpaceDN w:val="0"/>
+                          <w:adjustRightInd w:val="0"/>
+                          <w:spacing w:line="216" w:lineRule="auto"/>
+                          <w:ind w:right="10"/>
+                          <w:jc w:val="both"/>
+                          <w:rPr>
+                            <w:rFonts w:ascii="Gill Sans Nova Light" w:hAnsi="Gill Sans Nova Light" w:cs="Gill Sans Nova Light"/>
+                            <w:color w:val="000000"/>
+                            <w:sz w:val="20"/>
+                            <w:szCs w:val="20"/>
+                          </w:rPr>
+                        </w:pPr>
+                        <w:r>
+                          <w:rPr>
+                            <w:rFonts w:ascii="Gill Sans Nova Light" w:hAnsi="Gill Sans Nova Light" w:cs="Gill Sans Nova Light"/>
+                            <w:color w:val="000000"/>
+                            <w:sz w:val="20"/>
+                            <w:szCs w:val="20"/>
+                          </w:rPr>
+                          <w:t>The “Great Hunt” will hop into action at 10 am in the front lawn. Don’t forget to bring your Easter baskets to collect all those eggs!</w:t>
+                        </w:r>
+                      </w:p>
+                      <w:p>
+                        <w:pPr>
+                          <w:pStyle w:val="InsideCoverHeadingBlack"/>
+                        </w:pPr>
+                        <w:r>
+                          <w:t xml:space="preserve">Easter Day Services - 8 am, 9 am </w:t>
+                        </w:r>
+                        <w:r>
+                          <w:t>and</w:t>
+                        </w:r>
+                        <w:r>
+                          <w:t xml:space="preserve"> 11 am</w:t>
+                        </w:r>
+                      </w:p>
+                      <w:p>
+                        <w:pPr>
+                          <w:rPr>
+                            <w:rFonts w:ascii="Gill Sans Nova Light" w:hAnsi="Gill Sans Nova Light"/>
+                          </w:rPr>
+                        </w:pPr>
+                        <w:r>
+                          <w:rPr>
+                            <w:rFonts w:ascii="Gill Sans Nova Light" w:hAnsi="Gill Sans Nova Light" w:cs="Gill Sans"/>
+                            <w:color w:val="000000"/>
+                            <w:sz w:val="20"/>
+                            <w:szCs w:val="20"/>
+                          </w:rPr>
+                          <w:t>The joy-filled celebration of Christ’s resurrection on Easter morning.</w:t>
+                        </w:r>
+                      </w:p>
+                    </w:txbxContent>
+                  </v:textbox>
+                </v:shape>
+                <w10:anchorlock/>
+              </v:group>
             </w:pict>
           </mc:Fallback>
         </mc:AlternateContent>
       </w:r>
-      <w:r>
-        <w:rPr>
-          <w:noProof/>
-        </w:rPr>
-        <w:drawing>
-          <wp:anchor distT="0" distB="0" distL="114300" distR="114300" simplePos="0" relativeHeight="251658240" behindDoc="0" locked="0" layoutInCell="1" allowOverlap="1" wp14:anchorId="40064BC8" wp14:editId="5F1667BB">
-            <wp:simplePos x="0" y="0"/>
-            <wp:positionH relativeFrom="column">
-              <wp:posOffset>0</wp:posOffset>
-            </wp:positionH>
-            <wp:positionV relativeFrom="paragraph">
-              <wp:posOffset>3893185</wp:posOffset>
-            </wp:positionV>
-            <wp:extent cx="5486400" cy="2963545"/>
-            <wp:effectExtent l="0" t="0" r="0" b="0"/>
-            <wp:wrapNone/>
-            <wp:docPr id="1361054694" name="Picture 1"/>
-            <wp:cNvGraphicFramePr>
-              <a:graphicFrameLocks xmlns:a="http://schemas.openxmlformats.org/drawingml/2006/main" noChangeAspect="1"/>
-            </wp:cNvGraphicFramePr>
-            <a:graphic xmlns:a="http://schemas.openxmlformats.org/drawingml/2006/main">
-              <a:graphicData uri="http://schemas.openxmlformats.org/drawingml/2006/picture">
-                <pic:pic xmlns:pic="http://schemas.openxmlformats.org/drawingml/2006/picture">
-                  <pic:nvPicPr>
-                    <pic:cNvPr id="1361054694" name="Picture 1"/>
-                    <pic:cNvPicPr>
-                      <a:picLocks noChangeAspect="1"/>
-                    </pic:cNvPicPr>
-                  </pic:nvPicPr>
-                  <pic:blipFill rotWithShape="1">
-                    <a:blip r:embed="rId9"/>
-                    <a:srcRect t="17335"/>
-                    <a:stretch>
-                      <a:fillRect/>
-                    </a:stretch>
-                  </pic:blipFill>
-                  <pic:spPr bwMode="auto">
-                    <a:xfrm>
-                      <a:off x="0" y="0"/>
-                      <a:ext cx="5486400" cy="2963545"/>
-                    </a:xfrm>
-                    <a:prstGeom prst="rect">
-                      <a:avLst/>
-                    </a:prstGeom>
-                    <a:ln>
-                      <a:noFill/>
-                    </a:ln>
-                    <a:extLst>
-                      <a:ext uri="{53640926-AAD7-44D8-BBD7-CCE9431645EC}">
-                        <a14:shadowObscured xmlns:a14="http://schemas.microsoft.com/office/drawing/2010/main"/>
-                      </a:ext>
-                    </a:extLst>
-                  </pic:spPr>
-                </pic:pic>
-              </a:graphicData>
-            </a:graphic>
-            <wp14:sizeRelV relativeFrom="margin">
-              <wp14:pctHeight>0</wp14:pctHeight>
-            </wp14:sizeRelV>
-          </wp:anchor>
-        </w:drawing>
-      </w:r>
     </w:p>
     <w:sectPr>
-      <w:footerReference w:type="even" r:id="rId10"/>
-      <w:footerReference w:type="default" r:id="rId11"/>
-      <w:footerReference w:type="first" r:id="rId12"/>
+      <w:footerReference w:type="even" r:id="rId12"/>
+      <w:footerReference w:type="default" r:id="rId13"/>
+      <w:footerReference w:type="first" r:id="rId14"/>
       <w:pgSz w:w="10080" w:h="12240"/>
       <w:pgMar w:top="720" w:right="720" w:bottom="720" w:left="720" w:header="720" w:footer="360" w:gutter="0"/>
       <w:cols w:space="720"/>
@@ -3732,28 +3503,6 @@
     <w:semiHidden/>
     <w:unhideWhenUsed/>
   </w:style>
-  <w:style w:type="paragraph" w:styleId="Header">
-    <w:name w:val="header"/>
-    <w:basedOn w:val="Normal"/>
-    <w:link w:val="HeaderChar"/>
-    <w:uiPriority w:val="99"/>
-    <w:unhideWhenUsed/>
-    <w:rsid w:val="00E618BF"/>
-    <w:pPr>
-      <w:tabs>
-        <w:tab w:val="center" w:pos="4680"/>
-        <w:tab w:val="right" w:pos="9360"/>
-      </w:tabs>
-      <w:spacing w:after="0" w:line="240" w:lineRule="auto"/>
-    </w:pPr>
-  </w:style>
-  <w:style w:type="character" w:customStyle="1" w:styleId="HeaderChar">
-    <w:name w:val="Header Char"/>
-    <w:basedOn w:val="DefaultParagraphFont"/>
-    <w:link w:val="Header"/>
-    <w:uiPriority w:val="99"/>
-    <w:rsid w:val="00E618BF"/>
-  </w:style>
   <w:style w:type="paragraph" w:styleId="Footer">
     <w:name w:val="footer"/>
     <w:basedOn w:val="Normal"/>
@@ -14485,226 +14234,101 @@
       </w:tcPr>
     </w:tblStylePr>
   </w:style>
-  <w:style w:type="paragraph" w:customStyle="1" w:styleId="Heading">
-    <w:name w:val="Heading"/>
+  <w:style w:type="paragraph" w:customStyle="1" w:styleId="InsideCoverHeading">
+    <w:name w:val="Inside Cover Heading"/>
+    <w:qFormat/>
+    <w:rsid w:val="00496C8B"/>
     <w:pPr>
-      <w:keepNext/>
-      <w:spacing w:after="0" w:line="216" w:lineRule="auto"/>
-      <w:jc w:val="center"/>
+      <w:spacing w:after="0" w:line="240" w:lineRule="auto"/>
+      <w:ind w:left="360" w:right="2678"/>
     </w:pPr>
     <w:rPr>
-      <w:rFonts w:ascii="Gill Sans Nova Book" w:hAnsi="Gill Sans Nova Book"/>
-      <w:b/>
-      <w:color w:val="000000"/>
-      <w:sz w:val="28"/>
+      <w:rFonts w:ascii="Gill Sans Nova Medium" w:hAnsi="Gill Sans Nova Medium"/>
+      <w:color w:val="FFFFFF" w:themeColor="background1"/>
     </w:rPr>
   </w:style>
-  <w:style w:type="paragraph" w:customStyle="1" w:styleId="Body">
-    <w:name w:val="Body"/>
+  <w:style w:type="paragraph" w:customStyle="1" w:styleId="InsideCoverHeadingBlack">
+    <w:name w:val="Inside Cover Heading Black"/>
+    <w:qFormat/>
+    <w:rsid w:val="00496C8B"/>
     <w:pPr>
       <w:tabs>
-        <w:tab w:val="left" w:pos="2160"/>
-        <w:tab w:val="right" w:pos="8640"/>
+        <w:tab w:val="left" w:pos="2080"/>
       </w:tabs>
-      <w:spacing w:after="0" w:line="240" w:lineRule="auto"/>
-      <w:ind w:left="461"/>
+      <w:autoSpaceDE w:val="0"/>
+      <w:autoSpaceDN w:val="0"/>
+      <w:adjustRightInd w:val="0"/>
+      <w:spacing w:after="60" w:line="240" w:lineRule="auto"/>
+    </w:pPr>
+    <w:rPr>
+      <w:rFonts w:ascii="Gill Sans Nova Medium" w:hAnsi="Gill Sans Nova Medium" w:cs="Gill Sans"/>
+      <w:color w:val="000000"/>
+    </w:rPr>
+  </w:style>
+  <w:style w:type="paragraph" w:customStyle="1" w:styleId="InsideCoverDayWhite">
+    <w:name w:val="Inside Cover Day White"/>
+    <w:qFormat/>
+    <w:rsid w:val="00496C8B"/>
+    <w:pPr>
+      <w:spacing w:after="60" w:line="240" w:lineRule="auto"/>
+      <w:ind w:right="2678"/>
     </w:pPr>
     <w:rPr>
       <w:rFonts w:ascii="Adobe Garamond Pro" w:hAnsi="Adobe Garamond Pro"/>
-      <w:color w:val="000000"/>
-      <w:sz w:val="24"/>
+      <w:color w:val="FFFFFF" w:themeColor="background1"/>
+      <w:sz w:val="48"/>
+      <w:szCs w:val="48"/>
     </w:rPr>
   </w:style>
-  <w:style w:type="paragraph" w:customStyle="1" w:styleId="Body-Celebrant">
-    <w:name w:val="Body - Celebrant"/>
+  <w:style w:type="paragraph" w:customStyle="1" w:styleId="InsideCoverDayBlack">
+    <w:name w:val="Inside Cover Day Black"/>
+    <w:qFormat/>
+    <w:rsid w:val="00496C8B"/>
     <w:pPr>
-      <w:spacing w:before="60" w:after="0" w:line="240" w:lineRule="auto"/>
-      <w:ind w:left="1498" w:hanging="1037"/>
+      <w:spacing w:after="60" w:line="240" w:lineRule="auto"/>
     </w:pPr>
     <w:rPr>
       <w:rFonts w:ascii="Adobe Garamond Pro" w:hAnsi="Adobe Garamond Pro"/>
-      <w:color w:val="000000"/>
-      <w:sz w:val="24"/>
+      <w:sz w:val="48"/>
+      <w:szCs w:val="48"/>
     </w:rPr>
   </w:style>
-  <w:style w:type="paragraph" w:customStyle="1" w:styleId="Body-People">
-    <w:name w:val="Body - People"/>
+  <w:style w:type="paragraph" w:customStyle="1" w:styleId="InsideCoverDescriptionBlack">
+    <w:name w:val="Inside Cover Description Black"/>
+    <w:qFormat/>
+    <w:rsid w:val="00496C8B"/>
     <w:pPr>
-      <w:spacing w:before="20" w:after="0" w:line="240" w:lineRule="auto"/>
-      <w:ind w:left="1498" w:hanging="1037"/>
-    </w:pPr>
-    <w:rPr>
-      <w:rFonts w:ascii="Adobe Garamond Pro" w:hAnsi="Adobe Garamond Pro"/>
-      <w:b/>
-      <w:color w:val="000000"/>
-      <w:sz w:val="24"/>
-    </w:rPr>
-  </w:style>
-  <w:style w:type="paragraph" w:customStyle="1" w:styleId="Body-Rubric">
-    <w:name w:val="Body - Rubric"/>
-    <w:pPr>
-      <w:spacing w:before="40" w:after="0" w:line="240" w:lineRule="auto"/>
-      <w:ind w:left="461"/>
-    </w:pPr>
-    <w:rPr>
-      <w:rFonts w:ascii="Adobe Garamond Pro" w:hAnsi="Adobe Garamond Pro"/>
-      <w:i/>
-      <w:color w:val="000000"/>
-      <w:sz w:val="20"/>
-    </w:rPr>
-  </w:style>
-  <w:style w:type="paragraph" w:customStyle="1" w:styleId="Body-IntroductoryRubric">
-    <w:name w:val="Body - Introductory Rubric"/>
-    <w:pPr>
-      <w:spacing w:after="0" w:line="240" w:lineRule="auto"/>
-      <w:ind w:left="6"/>
-    </w:pPr>
-    <w:rPr>
-      <w:rFonts w:ascii="Adobe Garamond Pro" w:hAnsi="Adobe Garamond Pro"/>
-      <w:i/>
-      <w:color w:val="000000"/>
-      <w:sz w:val="20"/>
-    </w:rPr>
-  </w:style>
-  <w:style w:type="paragraph" w:customStyle="1" w:styleId="Body-Lyrics">
-    <w:name w:val="Body - Lyrics"/>
-    <w:pPr>
-      <w:spacing w:after="0" w:line="240" w:lineRule="auto"/>
-      <w:ind w:left="720" w:hanging="259"/>
-    </w:pPr>
-    <w:rPr>
-      <w:rFonts w:ascii="Gill Sans Light" w:hAnsi="Gill Sans Light"/>
-      <w:color w:val="000000"/>
-      <w:sz w:val="24"/>
-    </w:rPr>
-  </w:style>
-  <w:style w:type="paragraph" w:customStyle="1" w:styleId="ReadingGospelText">
-    <w:name w:val="Reading/Gospel Text"/>
-    <w:pPr>
-      <w:spacing w:after="0" w:line="240" w:lineRule="auto"/>
-      <w:ind w:left="461"/>
-    </w:pPr>
-    <w:rPr>
-      <w:rFonts w:ascii="Adobe Garamond Pro" w:hAnsi="Adobe Garamond Pro"/>
-      <w:color w:val="000000"/>
-    </w:rPr>
-  </w:style>
-  <w:style w:type="paragraph" w:customStyle="1" w:styleId="ReadingPoetry">
-    <w:name w:val="Reading (Poetry)"/>
-    <w:pPr>
-      <w:spacing w:after="0" w:line="240" w:lineRule="auto"/>
-      <w:ind w:left="655" w:hanging="194"/>
-    </w:pPr>
-    <w:rPr>
-      <w:rFonts w:ascii="Adobe Garamond Pro" w:hAnsi="Adobe Garamond Pro"/>
-      <w:color w:val="000000"/>
-    </w:rPr>
-  </w:style>
-  <w:style w:type="paragraph" w:customStyle="1" w:styleId="Psalm">
-    <w:name w:val="Psalm"/>
-    <w:pPr>
-      <w:spacing w:before="60" w:after="0" w:line="240" w:lineRule="auto"/>
-      <w:ind w:left="655" w:hanging="187"/>
-    </w:pPr>
-    <w:rPr>
-      <w:rFonts w:ascii="Adobe Garamond Pro" w:hAnsi="Adobe Garamond Pro"/>
-      <w:color w:val="000000"/>
-      <w:sz w:val="24"/>
-    </w:rPr>
-  </w:style>
-  <w:style w:type="paragraph" w:customStyle="1" w:styleId="Body-PeopleRecitation">
-    <w:name w:val="Body - People Recitation"/>
-    <w:pPr>
-      <w:spacing w:before="120" w:after="0" w:line="240" w:lineRule="auto"/>
-      <w:ind w:left="461"/>
-    </w:pPr>
-    <w:rPr>
-      <w:rFonts w:ascii="Adobe Garamond Pro" w:hAnsi="Adobe Garamond Pro"/>
-      <w:color w:val="000000"/>
-      <w:sz w:val="24"/>
-    </w:rPr>
-  </w:style>
-  <w:style w:type="paragraph" w:customStyle="1" w:styleId="Body-PeopleRecitationCreed">
-    <w:name w:val="Body - People Recitation (Creed)"/>
-    <w:pPr>
-      <w:spacing w:before="120" w:after="0" w:line="240" w:lineRule="auto"/>
-      <w:ind w:left="655" w:hanging="259"/>
-    </w:pPr>
-    <w:rPr>
-      <w:rFonts w:ascii="Adobe Garamond Pro" w:hAnsi="Adobe Garamond Pro"/>
-      <w:color w:val="000000"/>
-      <w:sz w:val="24"/>
-    </w:rPr>
-  </w:style>
-  <w:style w:type="paragraph" w:customStyle="1" w:styleId="CoverNote">
-    <w:name w:val="Cover Note"/>
-    <w:pPr>
-      <w:spacing w:after="0" w:line="240" w:lineRule="auto"/>
+      <w:tabs>
+        <w:tab w:val="left" w:pos="2080"/>
+        <w:tab w:val="right" w:pos="8470"/>
+      </w:tabs>
+      <w:autoSpaceDE w:val="0"/>
+      <w:autoSpaceDN w:val="0"/>
+      <w:adjustRightInd w:val="0"/>
+      <w:spacing w:line="216" w:lineRule="auto"/>
+      <w:ind w:right="10"/>
       <w:jc w:val="both"/>
     </w:pPr>
     <w:rPr>
-      <w:rFonts w:ascii="Adobe Garamond Pro" w:hAnsi="Adobe Garamond Pro"/>
+      <w:rFonts w:ascii="Gill Sans Nova Light" w:hAnsi="Gill Sans Nova Light" w:cs="Gill Sans Nova Light"/>
       <w:color w:val="000000"/>
+      <w:sz w:val="20"/>
+      <w:szCs w:val="20"/>
     </w:rPr>
   </w:style>
-  <w:style w:type="paragraph" w:customStyle="1" w:styleId="Spacer-Small">
-    <w:name w:val="Spacer - Small"/>
+  <w:style w:type="paragraph" w:customStyle="1" w:styleId="InsideCoverDescription">
+    <w:name w:val="Inside Cover Description"/>
+    <w:qFormat/>
+    <w:rsid w:val="00496C8B"/>
     <w:pPr>
       <w:spacing w:after="0" w:line="240" w:lineRule="auto"/>
-    </w:pPr>
-    <w:rPr>
-      <w:rFonts w:ascii="Adobe Garamond Pro" w:hAnsi="Adobe Garamond Pro"/>
-      <w:color w:val="000000"/>
-      <w:sz w:val="20"/>
-    </w:rPr>
-  </w:style>
-  <w:style w:type="paragraph" w:customStyle="1" w:styleId="Staff-Name">
-    <w:name w:val="Staff - Name"/>
-    <w:pPr>
-      <w:spacing w:before="100" w:after="0" w:line="240" w:lineRule="auto"/>
-      <w:jc w:val="center"/>
-    </w:pPr>
-    <w:rPr>
-      <w:rFonts w:ascii="Adobe Garamond Pro Bold" w:hAnsi="Adobe Garamond Pro Bold"/>
-      <w:b/>
-      <w:color w:val="000000"/>
-      <w:sz w:val="18"/>
-    </w:rPr>
-  </w:style>
-  <w:style w:type="paragraph" w:customStyle="1" w:styleId="Staff-Title">
-    <w:name w:val="Staff - Title"/>
-    <w:pPr>
-      <w:spacing w:after="0" w:line="240" w:lineRule="auto"/>
-      <w:jc w:val="center"/>
-    </w:pPr>
-    <w:rPr>
-      <w:rFonts w:ascii="Adobe Garamond Pro" w:hAnsi="Adobe Garamond Pro"/>
-      <w:i/>
-      <w:color w:val="000000"/>
-      <w:sz w:val="18"/>
-    </w:rPr>
-  </w:style>
-  <w:style w:type="paragraph" w:customStyle="1" w:styleId="Staff-Email">
-    <w:name w:val="Staff - Email"/>
-    <w:pPr>
-      <w:spacing w:after="0" w:line="240" w:lineRule="auto"/>
-      <w:jc w:val="center"/>
-    </w:pPr>
-    <w:rPr>
-      <w:rFonts w:ascii="Adobe Garamond Pro" w:hAnsi="Adobe Garamond Pro"/>
-      <w:color w:val="000000"/>
-      <w:sz w:val="18"/>
-    </w:rPr>
-  </w:style>
-  <w:style w:type="paragraph" w:customStyle="1" w:styleId="HeaderFooter">
-    <w:name w:val="Header &amp; Footer"/>
-    <w:pPr>
-      <w:spacing w:after="0" w:line="240" w:lineRule="auto"/>
+      <w:ind w:left="360" w:right="2678"/>
     </w:pPr>
     <w:rPr>
       <w:rFonts w:ascii="Gill Sans Nova Light" w:hAnsi="Gill Sans Nova Light"/>
-      <w:color w:val="000000"/>
+      <w:color w:val="FFFFFF" w:themeColor="background1"/>
       <w:sz w:val="18"/>
+      <w:szCs w:val="18"/>
     </w:rPr>
   </w:style>
   <w:style w:type="numbering" w:customStyle="1" w:styleId="CurrentList1">
@@ -14736,419 +14360,6 @@
         <w:numId w:val="21"/>
       </w:numPr>
     </w:pPr>
-  </w:style>
-  <w:style w:type="paragraph" w:customStyle="1" w:styleId="CoreValues">
-    <w:name w:val="Core Values"/>
-    <w:qFormat/>
-    <w:rsid w:val="00E508AE"/>
-    <w:pPr>
-      <w:tabs>
-        <w:tab w:val="center" w:pos="3240"/>
-        <w:tab w:val="center" w:pos="6120"/>
-        <w:tab w:val="right" w:pos="9000"/>
-      </w:tabs>
-    </w:pPr>
-    <w:rPr>
-      <w:rFonts w:ascii="Gill Sans Nova SemiBold" w:hAnsi="Gill Sans Nova SemiBold"/>
-      <w:b/>
-      <w:bCs/>
-      <w:color w:val="000000"/>
-      <w:sz w:val="24"/>
-      <w14:textFill>
-        <w14:solidFill>
-          <w14:srgbClr w14:val="000000">
-            <w14:alpha w14:val="80308"/>
-          </w14:srgbClr>
-        </w14:solidFill>
-      </w14:textFill>
-    </w:rPr>
-  </w:style>
-  <w:style w:type="paragraph" w:customStyle="1" w:styleId="Body-Dialogue">
-    <w:name w:val="Body - Dialogue"/>
-    <w:pPr>
-      <w:tabs>
-        <w:tab w:val="left" w:pos="2160"/>
-        <w:tab w:val="right" w:pos="8640"/>
-      </w:tabs>
-      <w:spacing w:after="0" w:line="240" w:lineRule="auto"/>
-      <w:ind w:left="2160" w:hanging="1699"/>
-    </w:pPr>
-    <w:rPr>
-      <w:rFonts w:ascii="Adobe Garamond Pro" w:hAnsi="Adobe Garamond Pro"/>
-      <w:color w:val="000000"/>
-      <w:sz w:val="24"/>
-    </w:rPr>
-  </w:style>
-  <w:style w:type="paragraph" w:customStyle="1" w:styleId="Body-LyricsRight">
-    <w:name w:val="Body - Lyrics Right"/>
-    <w:pPr>
-      <w:spacing w:after="0" w:line="240" w:lineRule="auto"/>
-      <w:ind w:left="720" w:hanging="547"/>
-    </w:pPr>
-    <w:rPr>
-      <w:rFonts w:ascii="Gill Sans Light" w:hAnsi="Gill Sans Light"/>
-      <w:color w:val="000000"/>
-      <w:sz w:val="24"/>
-    </w:rPr>
-  </w:style>
-  <w:style w:type="paragraph" w:customStyle="1" w:styleId="PassionGospel-Narrator">
-    <w:name w:val="Passion Gospel - Narrator"/>
-    <w:pPr>
-      <w:tabs>
-        <w:tab w:val="left" w:pos="1699"/>
-      </w:tabs>
-      <w:spacing w:after="0" w:line="240" w:lineRule="auto"/>
-      <w:ind w:left="1699" w:hanging="1238"/>
-    </w:pPr>
-    <w:rPr>
-      <w:rFonts w:ascii="Adobe Garamond Pro" w:hAnsi="Adobe Garamond Pro"/>
-      <w:color w:val="000000"/>
-    </w:rPr>
-  </w:style>
-  <w:style w:type="paragraph" w:customStyle="1" w:styleId="PassionGospel-Jesus">
-    <w:name w:val="Passion Gospel - Jesus"/>
-    <w:pPr>
-      <w:tabs>
-        <w:tab w:val="left" w:pos="1699"/>
-      </w:tabs>
-      <w:spacing w:after="0" w:line="240" w:lineRule="auto"/>
-      <w:ind w:left="1699" w:hanging="1238"/>
-    </w:pPr>
-    <w:rPr>
-      <w:rFonts w:ascii="Adobe Garamond Pro" w:hAnsi="Adobe Garamond Pro"/>
-      <w:color w:val="000000"/>
-    </w:rPr>
-  </w:style>
-  <w:style w:type="paragraph" w:customStyle="1" w:styleId="PassionGospel-Pilate">
-    <w:name w:val="Passion Gospel - Pilate"/>
-    <w:pPr>
-      <w:tabs>
-        <w:tab w:val="left" w:pos="1699"/>
-      </w:tabs>
-      <w:spacing w:after="0" w:line="240" w:lineRule="auto"/>
-      <w:ind w:left="1699" w:hanging="1238"/>
-    </w:pPr>
-    <w:rPr>
-      <w:rFonts w:ascii="Adobe Garamond Pro" w:hAnsi="Adobe Garamond Pro"/>
-      <w:color w:val="000000"/>
-    </w:rPr>
-  </w:style>
-  <w:style w:type="paragraph" w:customStyle="1" w:styleId="PassionGospel-Wife">
-    <w:name w:val="Passion Gospel - Wife"/>
-    <w:pPr>
-      <w:tabs>
-        <w:tab w:val="left" w:pos="1699"/>
-      </w:tabs>
-      <w:spacing w:after="0" w:line="240" w:lineRule="auto"/>
-      <w:ind w:left="1699" w:hanging="1238"/>
-    </w:pPr>
-    <w:rPr>
-      <w:rFonts w:ascii="Adobe Garamond Pro" w:hAnsi="Adobe Garamond Pro"/>
-      <w:color w:val="000000"/>
-    </w:rPr>
-  </w:style>
-  <w:style w:type="paragraph" w:customStyle="1" w:styleId="PassionGospel-Soldier">
-    <w:name w:val="Passion Gospel - Soldier"/>
-    <w:pPr>
-      <w:tabs>
-        <w:tab w:val="left" w:pos="1699"/>
-      </w:tabs>
-      <w:spacing w:after="0" w:line="240" w:lineRule="auto"/>
-      <w:ind w:left="1699" w:hanging="1238"/>
-    </w:pPr>
-    <w:rPr>
-      <w:rFonts w:ascii="Adobe Garamond Pro" w:hAnsi="Adobe Garamond Pro"/>
-      <w:color w:val="000000"/>
-    </w:rPr>
-  </w:style>
-  <w:style w:type="paragraph" w:customStyle="1" w:styleId="PassionGospel-Servant1">
-    <w:name w:val="Passion Gospel - Servant 1"/>
-    <w:pPr>
-      <w:tabs>
-        <w:tab w:val="left" w:pos="1699"/>
-      </w:tabs>
-      <w:spacing w:after="0" w:line="240" w:lineRule="auto"/>
-      <w:ind w:left="1699" w:hanging="1238"/>
-    </w:pPr>
-    <w:rPr>
-      <w:rFonts w:ascii="Adobe Garamond Pro" w:hAnsi="Adobe Garamond Pro"/>
-      <w:color w:val="000000"/>
-    </w:rPr>
-  </w:style>
-  <w:style w:type="paragraph" w:customStyle="1" w:styleId="PassionGospel-Servant2">
-    <w:name w:val="Passion Gospel - Servant 2"/>
-    <w:pPr>
-      <w:tabs>
-        <w:tab w:val="left" w:pos="1699"/>
-      </w:tabs>
-      <w:spacing w:after="0" w:line="240" w:lineRule="auto"/>
-      <w:ind w:left="1699" w:hanging="1238"/>
-    </w:pPr>
-    <w:rPr>
-      <w:rFonts w:ascii="Adobe Garamond Pro" w:hAnsi="Adobe Garamond Pro"/>
-      <w:color w:val="000000"/>
-    </w:rPr>
-  </w:style>
-  <w:style w:type="paragraph" w:customStyle="1" w:styleId="PassionGospel-Passerby1">
-    <w:name w:val="Passion Gospel - Passerby 1"/>
-    <w:pPr>
-      <w:tabs>
-        <w:tab w:val="left" w:pos="1699"/>
-      </w:tabs>
-      <w:spacing w:after="0" w:line="240" w:lineRule="auto"/>
-      <w:ind w:left="1699" w:hanging="1238"/>
-    </w:pPr>
-    <w:rPr>
-      <w:rFonts w:ascii="Adobe Garamond Pro" w:hAnsi="Adobe Garamond Pro"/>
-      <w:color w:val="000000"/>
-    </w:rPr>
-  </w:style>
-  <w:style w:type="paragraph" w:customStyle="1" w:styleId="PassionGospel-Passerby2">
-    <w:name w:val="Passion Gospel - Passerby 2"/>
-    <w:pPr>
-      <w:tabs>
-        <w:tab w:val="left" w:pos="1699"/>
-      </w:tabs>
-      <w:spacing w:after="0" w:line="240" w:lineRule="auto"/>
-      <w:ind w:left="1699" w:hanging="1238"/>
-    </w:pPr>
-    <w:rPr>
-      <w:rFonts w:ascii="Adobe Garamond Pro" w:hAnsi="Adobe Garamond Pro"/>
-      <w:color w:val="000000"/>
-    </w:rPr>
-  </w:style>
-  <w:style w:type="paragraph" w:customStyle="1" w:styleId="PassionGospel-ChiefPriest">
-    <w:name w:val="Passion Gospel - Chief Priest"/>
-    <w:pPr>
-      <w:tabs>
-        <w:tab w:val="left" w:pos="1699"/>
-      </w:tabs>
-      <w:spacing w:after="0" w:line="240" w:lineRule="auto"/>
-      <w:ind w:left="1699" w:hanging="1238"/>
-    </w:pPr>
-    <w:rPr>
-      <w:rFonts w:ascii="Adobe Garamond Pro" w:hAnsi="Adobe Garamond Pro"/>
-      <w:color w:val="000000"/>
-    </w:rPr>
-  </w:style>
-  <w:style w:type="paragraph" w:customStyle="1" w:styleId="PassionGospel-Scribe">
-    <w:name w:val="Passion Gospel - Scribe"/>
-    <w:pPr>
-      <w:tabs>
-        <w:tab w:val="left" w:pos="1699"/>
-      </w:tabs>
-      <w:spacing w:after="0" w:line="240" w:lineRule="auto"/>
-      <w:ind w:left="1699" w:hanging="1238"/>
-    </w:pPr>
-    <w:rPr>
-      <w:rFonts w:ascii="Adobe Garamond Pro" w:hAnsi="Adobe Garamond Pro"/>
-      <w:color w:val="000000"/>
-    </w:rPr>
-  </w:style>
-  <w:style w:type="paragraph" w:customStyle="1" w:styleId="PassionGospel-Elder">
-    <w:name w:val="Passion Gospel - Elder"/>
-    <w:pPr>
-      <w:tabs>
-        <w:tab w:val="left" w:pos="1699"/>
-      </w:tabs>
-      <w:spacing w:after="0" w:line="240" w:lineRule="auto"/>
-      <w:ind w:left="1699" w:hanging="1238"/>
-    </w:pPr>
-    <w:rPr>
-      <w:rFonts w:ascii="Adobe Garamond Pro" w:hAnsi="Adobe Garamond Pro"/>
-      <w:color w:val="000000"/>
-    </w:rPr>
-  </w:style>
-  <w:style w:type="paragraph" w:customStyle="1" w:styleId="PassionGospel-Bystander1">
-    <w:name w:val="Passion Gospel - Bystander 1"/>
-    <w:pPr>
-      <w:tabs>
-        <w:tab w:val="left" w:pos="1699"/>
-      </w:tabs>
-      <w:spacing w:after="0" w:line="240" w:lineRule="auto"/>
-      <w:ind w:left="1699" w:hanging="1238"/>
-    </w:pPr>
-    <w:rPr>
-      <w:rFonts w:ascii="Adobe Garamond Pro" w:hAnsi="Adobe Garamond Pro"/>
-      <w:color w:val="000000"/>
-    </w:rPr>
-  </w:style>
-  <w:style w:type="paragraph" w:customStyle="1" w:styleId="PassionGospel-Bystander2">
-    <w:name w:val="Passion Gospel - Bystander 2"/>
-    <w:pPr>
-      <w:tabs>
-        <w:tab w:val="left" w:pos="1699"/>
-      </w:tabs>
-      <w:spacing w:after="0" w:line="240" w:lineRule="auto"/>
-      <w:ind w:left="1699" w:hanging="1238"/>
-    </w:pPr>
-    <w:rPr>
-      <w:rFonts w:ascii="Adobe Garamond Pro" w:hAnsi="Adobe Garamond Pro"/>
-      <w:color w:val="000000"/>
-    </w:rPr>
-  </w:style>
-  <w:style w:type="paragraph" w:customStyle="1" w:styleId="PassionGospel-Centurion">
-    <w:name w:val="Passion Gospel - Centurion"/>
-    <w:pPr>
-      <w:tabs>
-        <w:tab w:val="left" w:pos="1699"/>
-      </w:tabs>
-      <w:spacing w:after="0" w:line="240" w:lineRule="auto"/>
-      <w:ind w:left="1699" w:hanging="1238"/>
-    </w:pPr>
-    <w:rPr>
-      <w:rFonts w:ascii="Adobe Garamond Pro" w:hAnsi="Adobe Garamond Pro"/>
-      <w:color w:val="000000"/>
-    </w:rPr>
-  </w:style>
-  <w:style w:type="paragraph" w:customStyle="1" w:styleId="PassionGospel-Peter">
-    <w:name w:val="Passion Gospel - Peter"/>
-    <w:pPr>
-      <w:tabs>
-        <w:tab w:val="left" w:pos="1699"/>
-      </w:tabs>
-      <w:spacing w:after="0" w:line="240" w:lineRule="auto"/>
-      <w:ind w:left="1699" w:hanging="1238"/>
-    </w:pPr>
-    <w:rPr>
-      <w:rFonts w:ascii="Adobe Garamond Pro" w:hAnsi="Adobe Garamond Pro"/>
-      <w:color w:val="000000"/>
-    </w:rPr>
-  </w:style>
-  <w:style w:type="paragraph" w:customStyle="1" w:styleId="PassionGospel-Guard">
-    <w:name w:val="Passion Gospel - Guard"/>
-    <w:pPr>
-      <w:tabs>
-        <w:tab w:val="left" w:pos="1699"/>
-      </w:tabs>
-      <w:spacing w:after="0" w:line="240" w:lineRule="auto"/>
-      <w:ind w:left="1699" w:hanging="1238"/>
-    </w:pPr>
-    <w:rPr>
-      <w:rFonts w:ascii="Adobe Garamond Pro" w:hAnsi="Adobe Garamond Pro"/>
-      <w:color w:val="000000"/>
-    </w:rPr>
-  </w:style>
-  <w:style w:type="paragraph" w:customStyle="1" w:styleId="PassionGospel-Police">
-    <w:name w:val="Passion Gospel - Police"/>
-    <w:pPr>
-      <w:tabs>
-        <w:tab w:val="left" w:pos="1699"/>
-      </w:tabs>
-      <w:spacing w:after="0" w:line="240" w:lineRule="auto"/>
-      <w:ind w:left="1699" w:hanging="1238"/>
-    </w:pPr>
-    <w:rPr>
-      <w:rFonts w:ascii="Adobe Garamond Pro" w:hAnsi="Adobe Garamond Pro"/>
-      <w:color w:val="000000"/>
-    </w:rPr>
-  </w:style>
-  <w:style w:type="paragraph" w:customStyle="1" w:styleId="PassionGospel-Priest">
-    <w:name w:val="Passion Gospel - Priest"/>
-    <w:pPr>
-      <w:tabs>
-        <w:tab w:val="left" w:pos="1699"/>
-      </w:tabs>
-      <w:spacing w:after="0" w:line="240" w:lineRule="auto"/>
-      <w:ind w:left="1699" w:hanging="1238"/>
-    </w:pPr>
-    <w:rPr>
-      <w:rFonts w:ascii="Adobe Garamond Pro" w:hAnsi="Adobe Garamond Pro"/>
-      <w:color w:val="000000"/>
-    </w:rPr>
-  </w:style>
-  <w:style w:type="paragraph" w:customStyle="1" w:styleId="PassionGospel-Slave">
-    <w:name w:val="Passion Gospel - Slave"/>
-    <w:pPr>
-      <w:tabs>
-        <w:tab w:val="left" w:pos="1699"/>
-        <w:tab w:val="left" w:pos="1699"/>
-      </w:tabs>
-      <w:spacing w:after="0" w:line="240" w:lineRule="auto"/>
-      <w:ind w:left="1699" w:hanging="1238"/>
-    </w:pPr>
-    <w:rPr>
-      <w:rFonts w:ascii="Adobe Garamond Pro" w:hAnsi="Adobe Garamond Pro"/>
-      <w:color w:val="000000"/>
-    </w:rPr>
-  </w:style>
-  <w:style w:type="paragraph" w:customStyle="1" w:styleId="PassionGospel-Disciples">
-    <w:name w:val="Passion Gospel - Disciples"/>
-    <w:pPr>
-      <w:tabs>
-        <w:tab w:val="left" w:pos="1699"/>
-      </w:tabs>
-      <w:spacing w:after="0" w:line="240" w:lineRule="auto"/>
-      <w:ind w:left="1699" w:hanging="1238"/>
-    </w:pPr>
-    <w:rPr>
-      <w:rFonts w:ascii="Adobe Garamond Pro" w:hAnsi="Adobe Garamond Pro"/>
-      <w:color w:val="000000"/>
-    </w:rPr>
-  </w:style>
-  <w:style w:type="paragraph" w:customStyle="1" w:styleId="PassionGospel-Maid">
-    <w:name w:val="Passion Gospel - Maid"/>
-    <w:pPr>
-      <w:tabs>
-        <w:tab w:val="left" w:pos="1699"/>
-      </w:tabs>
-      <w:spacing w:after="0" w:line="240" w:lineRule="auto"/>
-      <w:ind w:left="1699" w:hanging="1238"/>
-    </w:pPr>
-    <w:rPr>
-      <w:rFonts w:ascii="Adobe Garamond Pro" w:hAnsi="Adobe Garamond Pro"/>
-      <w:color w:val="000000"/>
-    </w:rPr>
-  </w:style>
-  <w:style w:type="paragraph" w:customStyle="1" w:styleId="PassionGospel-Officer">
-    <w:name w:val="Passion Gospel - Officer"/>
-    <w:pPr>
-      <w:tabs>
-        <w:tab w:val="left" w:pos="1699"/>
-      </w:tabs>
-      <w:spacing w:after="0" w:line="240" w:lineRule="auto"/>
-      <w:ind w:left="1699" w:hanging="1238"/>
-    </w:pPr>
-    <w:rPr>
-      <w:rFonts w:ascii="Adobe Garamond Pro" w:hAnsi="Adobe Garamond Pro"/>
-      <w:color w:val="000000"/>
-    </w:rPr>
-  </w:style>
-  <w:style w:type="paragraph" w:customStyle="1" w:styleId="PassionGospel-Elder1">
-    <w:name w:val="Passion Gospel - Elder 1"/>
-    <w:pPr>
-      <w:tabs>
-        <w:tab w:val="left" w:pos="1699"/>
-      </w:tabs>
-      <w:spacing w:after="0" w:line="240" w:lineRule="auto"/>
-      <w:ind w:left="1699" w:hanging="1238"/>
-    </w:pPr>
-    <w:rPr>
-      <w:rFonts w:ascii="Adobe Garamond Pro" w:hAnsi="Adobe Garamond Pro"/>
-      <w:color w:val="000000"/>
-    </w:rPr>
-  </w:style>
-  <w:style w:type="paragraph" w:customStyle="1" w:styleId="PassionGospel-Elder2">
-    <w:name w:val="Passion Gospel - Elder 2"/>
-    <w:pPr>
-      <w:tabs>
-        <w:tab w:val="left" w:pos="1699"/>
-      </w:tabs>
-      <w:spacing w:after="0" w:line="240" w:lineRule="auto"/>
-      <w:ind w:left="1699" w:hanging="1238"/>
-    </w:pPr>
-    <w:rPr>
-      <w:rFonts w:ascii="Adobe Garamond Pro" w:hAnsi="Adobe Garamond Pro"/>
-      <w:color w:val="000000"/>
-    </w:rPr>
-  </w:style>
-  <w:style w:type="character" w:customStyle="1" w:styleId="People">
-    <w:name w:val="People"/>
-    <w:rPr>
-      <w:rFonts w:ascii="Adobe Garamond Pro Bold" w:hAnsi="Adobe Garamond Pro Bold"/>
-      <w:b/>
-      <w:color w:val="000000"/>
-    </w:rPr>
   </w:style>
 </w:styles>
 </file>
